--- a/evaluaciones/trabajos/0-Avance 1 - Canala, Castro, Durán.docx
+++ b/evaluaciones/trabajos/0-Avance 1 - Canala, Castro, Durán.docx
@@ -1,201 +1,171 @@
 
 <file path=word/document.xml><?xml version="1.0" encoding="utf-8"?>
-<w:document xmlns:mc="http://schemas.openxmlformats.org/markup-compatibility/2006" xmlns:o="urn:schemas-microsoft-com:office:office" xmlns:r="http://schemas.openxmlformats.org/officeDocument/2006/relationships" xmlns:m="http://schemas.openxmlformats.org/officeDocument/2006/math" xmlns:v="urn:schemas-microsoft-com:vml" xmlns:wp="http://schemas.openxmlformats.org/drawingml/2006/wordprocessingDrawing" xmlns:w10="urn:schemas-microsoft-com:office:word" xmlns:w="http://schemas.openxmlformats.org/wordprocessingml/2006/main" xmlns:wne="http://schemas.microsoft.com/office/word/2006/wordml" xmlns:sl="http://schemas.openxmlformats.org/schemaLibrary/2006/main" xmlns:a="http://schemas.openxmlformats.org/drawingml/2006/main" xmlns:pic="http://schemas.openxmlformats.org/drawingml/2006/picture" xmlns:c="http://schemas.openxmlformats.org/drawingml/2006/chart" xmlns:lc="http://schemas.openxmlformats.org/drawingml/2006/lockedCanvas" xmlns:dgm="http://schemas.openxmlformats.org/drawingml/2006/diagram" xmlns:wps="http://schemas.microsoft.com/office/word/2010/wordprocessingShape" xmlns:wpg="http://schemas.microsoft.com/office/word/2010/wordprocessingGroup" xmlns:w14="http://schemas.microsoft.com/office/word/2010/wordml" xmlns:w15="http://schemas.microsoft.com/office/word/2012/wordml" xmlns:w16="http://schemas.microsoft.com/office/word/2018/wordml" xmlns:w16cex="http://schemas.microsoft.com/office/word/2018/wordml/cex" xmlns:w16cid="http://schemas.microsoft.com/office/word/2016/wordml/cid" xmlns="http://schemas.microsoft.com/office/tasks/2019/documenttasks" xmlns:cr="http://schemas.microsoft.com/office/comments/2020/reactions">
+<w:document xmlns:wpc="http://schemas.microsoft.com/office/word/2010/wordprocessingCanvas" xmlns:cx="http://schemas.microsoft.com/office/drawing/2014/chartex" xmlns:cx1="http://schemas.microsoft.com/office/drawing/2015/9/8/chartex" xmlns:cx2="http://schemas.microsoft.com/office/drawing/2015/10/21/chartex" xmlns:cx3="http://schemas.microsoft.com/office/drawing/2016/5/9/chartex" xmlns:cx4="http://schemas.microsoft.com/office/drawing/2016/5/10/chartex" xmlns:cx5="http://schemas.microsoft.com/office/drawing/2016/5/11/chartex" xmlns:cx6="http://schemas.microsoft.com/office/drawing/2016/5/12/chartex" xmlns:cx7="http://schemas.microsoft.com/office/drawing/2016/5/13/chartex" xmlns:cx8="http://schemas.microsoft.com/office/drawing/2016/5/14/chartex" xmlns:mc="http://schemas.openxmlformats.org/markup-compatibility/2006" xmlns:aink="http://schemas.microsoft.com/office/drawing/2016/ink" xmlns:am3d="http://schemas.microsoft.com/office/drawing/2017/model3d" xmlns:o="urn:schemas-microsoft-com:office:office" xmlns:oel="http://schemas.microsoft.com/office/2019/extlst" xmlns:r="http://schemas.openxmlformats.org/officeDocument/2006/relationships" xmlns:m="http://schemas.openxmlformats.org/officeDocument/2006/math" xmlns:v="urn:schemas-microsoft-com:vml" xmlns:wp14="http://schemas.microsoft.com/office/word/2010/wordprocessingDrawing" xmlns:wp="http://schemas.openxmlformats.org/drawingml/2006/wordprocessingDrawing" xmlns:w10="urn:schemas-microsoft-com:office:word" xmlns:w="http://schemas.openxmlformats.org/wordprocessingml/2006/main" xmlns:w14="http://schemas.microsoft.com/office/word/2010/wordml" xmlns:w15="http://schemas.microsoft.com/office/word/2012/wordml" xmlns:w16cex="http://schemas.microsoft.com/office/word/2018/wordml/cex" xmlns:w16cid="http://schemas.microsoft.com/office/word/2016/wordml/cid" xmlns:w16="http://schemas.microsoft.com/office/word/2018/wordml" xmlns:w16du="http://schemas.microsoft.com/office/word/2023/wordml/word16du" xmlns:w16sdtdh="http://schemas.microsoft.com/office/word/2020/wordml/sdtdatahash" xmlns:w16sdtfl="http://schemas.microsoft.com/office/word/2024/wordml/sdtformatlock" xmlns:w16se="http://schemas.microsoft.com/office/word/2015/wordml/symex" xmlns:wpg="http://schemas.microsoft.com/office/word/2010/wordprocessingGroup" xmlns:wpi="http://schemas.microsoft.com/office/word/2010/wordprocessingInk" xmlns:wne="http://schemas.microsoft.com/office/word/2006/wordml" xmlns:wps="http://schemas.microsoft.com/office/word/2010/wordprocessingShape" mc:Ignorable="w14 w15 w16se w16cid w16 w16cex w16sdtdh w16sdtfl w16du wp14">
   <w:body>
     <w:p>
       <w:pPr>
-        <w:spacing w:after="240" w:before="240" w:lineRule="auto"/>
+        <w:spacing w:before="240" w:after="240"/>
         <w:jc w:val="center"/>
         <w:rPr>
-          <w:b w:val="1"/>
+          <w:b/>
           <w:u w:val="single"/>
         </w:rPr>
       </w:pPr>
       <w:r>
         <w:rPr>
-          <w:b w:val="1"/>
+          <w:b/>
           <w:u w:val="single"/>
-          <w:rtl w:val="0"/>
         </w:rPr>
-        <w:t xml:space="preserve">INFORME DE AVANCE 1</w:t>
-      </w:r>
-    </w:p>
-    <w:p>
-      <w:pPr>
-        <w:spacing w:after="240" w:before="240" w:lineRule="auto"/>
-        <w:jc w:val="left"/>
-        <w:rPr/>
-      </w:pPr>
-      <w:r>
+        <w:t>INFORME DE AVANCE 1</w:t>
+      </w:r>
+    </w:p>
+    <w:p>
+      <w:pPr>
+        <w:spacing w:before="240" w:after="240"/>
+      </w:pPr>
+      <w:r>
+        <w:t>Catalina Castro</w:t>
+      </w:r>
+    </w:p>
+    <w:p>
+      <w:pPr>
+        <w:spacing w:before="240" w:after="240"/>
+      </w:pPr>
+      <w:r>
+        <w:t>Javiera Durán</w:t>
+      </w:r>
+    </w:p>
+    <w:p>
+      <w:pPr>
+        <w:spacing w:before="240" w:after="240"/>
+      </w:pPr>
+      <w:r>
+        <w:t xml:space="preserve">Amílcar </w:t>
+      </w:r>
+      <w:proofErr w:type="spellStart"/>
+      <w:r>
+        <w:t>Canala</w:t>
+      </w:r>
+      <w:proofErr w:type="spellEnd"/>
+      <w:r>
+        <w:t>-Echevarría</w:t>
+      </w:r>
+    </w:p>
+    <w:p>
+      <w:pPr>
+        <w:spacing w:before="240" w:after="240"/>
         <w:rPr>
-          <w:rtl w:val="0"/>
+          <w:b/>
         </w:rPr>
-        <w:t xml:space="preserve">Catalina Castro</w:t>
-      </w:r>
-    </w:p>
-    <w:p>
-      <w:pPr>
-        <w:spacing w:after="240" w:before="240" w:lineRule="auto"/>
-        <w:jc w:val="left"/>
-        <w:rPr/>
-      </w:pPr>
+      </w:pPr>
+      <w:commentRangeStart w:id="0"/>
       <w:r>
         <w:rPr>
-          <w:rtl w:val="0"/>
+          <w:b/>
         </w:rPr>
-        <w:t xml:space="preserve">Javiera Durán</w:t>
-      </w:r>
-    </w:p>
-    <w:p>
-      <w:pPr>
-        <w:spacing w:after="240" w:before="240" w:lineRule="auto"/>
-        <w:jc w:val="left"/>
-        <w:rPr/>
-      </w:pPr>
-      <w:r>
+        <w:t>I. Tiempos demora cuestionario</w:t>
+      </w:r>
+    </w:p>
+    <w:p>
+      <w:pPr>
+        <w:spacing w:before="240" w:after="240"/>
         <w:rPr>
-          <w:rtl w:val="0"/>
+          <w:i/>
         </w:rPr>
-        <w:t xml:space="preserve">Amílcar Canala-Echevarría</w:t>
-      </w:r>
-    </w:p>
-    <w:p>
-      <w:pPr>
-        <w:spacing w:after="240" w:before="240" w:lineRule="auto"/>
+      </w:pPr>
+      <w:r>
         <w:rPr>
-          <w:b w:val="1"/>
+          <w:i/>
         </w:rPr>
-      </w:pPr>
-      <w:r>
+        <w:t>1. Resultados individuales</w:t>
+      </w:r>
+    </w:p>
+    <w:p>
+      <w:pPr>
+        <w:spacing w:before="240" w:after="240"/>
+      </w:pPr>
+      <w:r>
+        <w:t>Integrante 1: 7:24.58</w:t>
+      </w:r>
+      <w:proofErr w:type="gramStart"/>
+      <w:r>
+        <w:t xml:space="preserve">   (</w:t>
+      </w:r>
+      <w:proofErr w:type="gramEnd"/>
+      <w:r>
+        <w:t>Catalina)</w:t>
+      </w:r>
+    </w:p>
+    <w:p>
+      <w:pPr>
+        <w:spacing w:before="240" w:after="240"/>
+      </w:pPr>
+      <w:r>
+        <w:t>Integrante 2: 10:22:41 (Amílcar)</w:t>
+      </w:r>
+    </w:p>
+    <w:p>
+      <w:pPr>
+        <w:spacing w:before="240" w:after="240"/>
+      </w:pPr>
+      <w:r>
+        <w:t>Integrante 3: 13:27:31 (Javiera)</w:t>
+      </w:r>
+    </w:p>
+    <w:p>
+      <w:pPr>
+        <w:spacing w:before="240" w:after="240"/>
         <w:rPr>
-          <w:b w:val="1"/>
-          <w:rtl w:val="0"/>
+          <w:b/>
+          <w:i/>
         </w:rPr>
-        <w:t xml:space="preserve">I. Tiempos demora cuestionario</w:t>
-      </w:r>
-    </w:p>
-    <w:p>
-      <w:pPr>
-        <w:spacing w:after="240" w:before="240" w:lineRule="auto"/>
+      </w:pPr>
+      <w:r>
         <w:rPr>
-          <w:i w:val="1"/>
-        </w:rPr>
-      </w:pPr>
-      <w:r>
-        <w:rPr>
-          <w:i w:val="1"/>
-          <w:rtl w:val="0"/>
-        </w:rPr>
-        <w:t xml:space="preserve">1. Resultados individuales</w:t>
-      </w:r>
-    </w:p>
-    <w:p>
-      <w:pPr>
-        <w:spacing w:after="240" w:before="240" w:lineRule="auto"/>
-        <w:rPr/>
-      </w:pPr>
-      <w:r>
-        <w:rPr>
-          <w:rtl w:val="0"/>
-        </w:rPr>
-        <w:t xml:space="preserve">Integrante 1: 7:24.58   (Catalina)</w:t>
-      </w:r>
-    </w:p>
-    <w:p>
-      <w:pPr>
-        <w:spacing w:after="240" w:before="240" w:lineRule="auto"/>
-        <w:rPr/>
-      </w:pPr>
-      <w:r>
-        <w:rPr>
-          <w:rtl w:val="0"/>
-        </w:rPr>
-        <w:t xml:space="preserve">Integrante 2: 10:22:41 (Amílcar)</w:t>
-      </w:r>
-    </w:p>
-    <w:p>
-      <w:pPr>
-        <w:spacing w:after="240" w:before="240" w:lineRule="auto"/>
-        <w:rPr/>
-      </w:pPr>
-      <w:r>
-        <w:rPr>
-          <w:rtl w:val="0"/>
-        </w:rPr>
-        <w:t xml:space="preserve">Integrante 3: 13:27:31 (Javiera)</w:t>
-      </w:r>
-    </w:p>
-    <w:p>
-      <w:pPr>
-        <w:spacing w:after="240" w:before="240" w:lineRule="auto"/>
-        <w:rPr>
-          <w:b w:val="1"/>
-          <w:i w:val="1"/>
-        </w:rPr>
-      </w:pPr>
-      <w:r>
-        <w:rPr>
-          <w:b w:val="1"/>
-          <w:i w:val="1"/>
-          <w:rtl w:val="0"/>
+          <w:b/>
+          <w:i/>
         </w:rPr>
         <w:t xml:space="preserve">2. Resultado promedio del grupo: </w:t>
       </w:r>
       <w:r>
+        <w:t>10:24:77</w:t>
+      </w:r>
+      <w:commentRangeEnd w:id="0"/>
+      <w:r>
         <w:rPr>
-          <w:rtl w:val="0"/>
+          <w:rStyle w:val="Refdecomentario"/>
         </w:rPr>
-        <w:t xml:space="preserve">10:24:77</w:t>
-      </w:r>
+        <w:commentReference w:id="0"/>
+      </w:r>
+    </w:p>
+    <w:p>
+      <w:pPr>
+        <w:spacing w:before="240" w:after="240"/>
+      </w:pPr>
       <w:r>
         <w:rPr>
-          <w:rtl w:val="0"/>
+          <w:b/>
         </w:rPr>
-      </w:r>
-    </w:p>
-    <w:p>
-      <w:pPr>
-        <w:spacing w:after="240" w:before="240" w:lineRule="auto"/>
-        <w:rPr/>
-      </w:pPr>
-      <w:r>
-        <w:rPr>
-          <w:b w:val="1"/>
-          <w:rtl w:val="0"/>
-        </w:rPr>
-        <w:t xml:space="preserve">II. Retroalimentación para otros grupos</w:t>
-      </w:r>
-      <w:r>
-        <w:rPr>
-          <w:rtl w:val="0"/>
-        </w:rPr>
-      </w:r>
-    </w:p>
-    <w:p>
-      <w:pPr>
-        <w:spacing w:after="240" w:before="240" w:lineRule="auto"/>
+        <w:t>II. Retroalimentación para otros grupos</w:t>
+      </w:r>
+    </w:p>
+    <w:p>
+      <w:pPr>
+        <w:spacing w:before="240" w:after="240"/>
         <w:ind w:left="360"/>
         <w:jc w:val="both"/>
-        <w:rPr/>
-      </w:pPr>
-      <w:r>
-        <w:rPr>
-          <w:rtl w:val="0"/>
-        </w:rPr>
-        <w:t xml:space="preserve">1.</w:t>
+      </w:pPr>
+      <w:r>
+        <w:t>1.</w:t>
       </w:r>
       <w:r>
         <w:rPr>
           <w:sz w:val="14"/>
           <w:szCs w:val="14"/>
-          <w:rtl w:val="0"/>
         </w:rPr>
         <w:t xml:space="preserve">     </w:t>
       </w:r>
       <w:r>
-        <w:rPr>
-          <w:rtl w:val="0"/>
-        </w:rPr>
         <w:t xml:space="preserve">Grupo 2 (Uso de RRSS): </w:t>
       </w:r>
     </w:p>
@@ -205,17 +175,10 @@
           <w:ilvl w:val="0"/>
           <w:numId w:val="2"/>
         </w:numPr>
-        <w:spacing w:after="0" w:afterAutospacing="0" w:before="240" w:lineRule="auto"/>
-        <w:ind w:left="720" w:hanging="360"/>
+        <w:spacing w:before="240"/>
         <w:jc w:val="both"/>
-        <w:rPr>
-          <w:u w:val="none"/>
-        </w:rPr>
-      </w:pPr>
-      <w:r>
-        <w:rPr>
-          <w:rtl w:val="0"/>
-        </w:rPr>
+      </w:pPr>
+      <w:r>
         <w:t xml:space="preserve">RS_06. Podrían mejorar la coherencia de las respuestas con respecto a la pregunta, ya que, es respecto a si afecta o no y las respuestas dan por hecho que sí, respondiendo si afecta de forma positiva o negativa. </w:t>
       </w:r>
     </w:p>
@@ -225,17 +188,9 @@
           <w:ilvl w:val="0"/>
           <w:numId w:val="2"/>
         </w:numPr>
-        <w:spacing w:after="0" w:afterAutospacing="0" w:before="0" w:beforeAutospacing="0" w:lineRule="auto"/>
-        <w:ind w:left="720" w:hanging="360"/>
         <w:jc w:val="both"/>
-        <w:rPr>
-          <w:u w:val="none"/>
-        </w:rPr>
-      </w:pPr>
-      <w:r>
-        <w:rPr>
-          <w:rtl w:val="0"/>
-        </w:rPr>
+      </w:pPr>
+      <w:r>
         <w:t xml:space="preserve">RS_10. Pregunta ambigua, es parecida a la anterior y, en consecuencia, resulta un poco redundante. Podrían elegir entre una de las dos. </w:t>
       </w:r>
     </w:p>
@@ -245,44 +200,29 @@
           <w:ilvl w:val="0"/>
           <w:numId w:val="2"/>
         </w:numPr>
-        <w:spacing w:after="240" w:before="0" w:beforeAutospacing="0" w:lineRule="auto"/>
-        <w:ind w:left="720" w:hanging="360"/>
+        <w:spacing w:after="240"/>
         <w:jc w:val="both"/>
-        <w:rPr>
-          <w:u w:val="none"/>
-        </w:rPr>
-      </w:pPr>
-      <w:r>
-        <w:rPr>
-          <w:rtl w:val="0"/>
-        </w:rPr>
+      </w:pPr>
+      <w:r>
         <w:t xml:space="preserve">RS_11. No pareciera conectarse realmente con el tema principal. Recomendamos redireccionar la pregunta hacia el uso de redes sociales, puesto que estas emociones pueden estar relacionadas a factores externos. La pregunta RS_ 05 es un buen ejemplo para medir mejor los síntomas. </w:t>
       </w:r>
     </w:p>
     <w:p>
       <w:pPr>
-        <w:spacing w:after="240" w:before="240" w:lineRule="auto"/>
+        <w:spacing w:before="240" w:after="240"/>
         <w:ind w:left="360"/>
-        <w:rPr/>
-      </w:pPr>
-      <w:r>
-        <w:rPr>
-          <w:rtl w:val="0"/>
-        </w:rPr>
-        <w:t xml:space="preserve">2.</w:t>
+      </w:pPr>
+      <w:r>
+        <w:t>2.</w:t>
       </w:r>
       <w:r>
         <w:rPr>
           <w:sz w:val="14"/>
           <w:szCs w:val="14"/>
-          <w:rtl w:val="0"/>
         </w:rPr>
         <w:t xml:space="preserve">     </w:t>
       </w:r>
       <w:r>
-        <w:rPr>
-          <w:rtl w:val="0"/>
-        </w:rPr>
         <w:t xml:space="preserve">Grupo 3 (Seguridad y Movilidad): </w:t>
       </w:r>
     </w:p>
@@ -292,44 +232,29 @@
           <w:ilvl w:val="0"/>
           <w:numId w:val="6"/>
         </w:numPr>
-        <w:spacing w:after="240" w:before="240" w:lineRule="auto"/>
-        <w:ind w:left="720" w:hanging="360"/>
+        <w:spacing w:before="240" w:after="240"/>
         <w:jc w:val="both"/>
-        <w:rPr>
-          <w:u w:val="none"/>
-        </w:rPr>
-      </w:pPr>
-      <w:r>
-        <w:rPr>
-          <w:rtl w:val="0"/>
-        </w:rPr>
-        <w:t xml:space="preserve">Con el fin de recabar más información podrían agregar más preguntas. Se habían solicitado 10 y solo enviaron 5.</w:t>
-      </w:r>
-    </w:p>
-    <w:p>
-      <w:pPr>
-        <w:spacing w:after="240" w:before="240" w:lineRule="auto"/>
+      </w:pPr>
+      <w:r>
+        <w:t>Con el fin de recabar más información podrían agregar más preguntas. Se habían solicitado 10 y solo enviaron 5.</w:t>
+      </w:r>
+    </w:p>
+    <w:p>
+      <w:pPr>
+        <w:spacing w:before="240" w:after="240"/>
         <w:ind w:left="360"/>
-        <w:rPr/>
-      </w:pPr>
-      <w:r>
-        <w:rPr>
-          <w:rtl w:val="0"/>
-        </w:rPr>
-        <w:t xml:space="preserve">3.</w:t>
+      </w:pPr>
+      <w:r>
+        <w:t>3.</w:t>
       </w:r>
       <w:r>
         <w:rPr>
           <w:sz w:val="14"/>
           <w:szCs w:val="14"/>
-          <w:rtl w:val="0"/>
         </w:rPr>
         <w:t xml:space="preserve">     </w:t>
       </w:r>
       <w:r>
-        <w:rPr>
-          <w:rtl w:val="0"/>
-        </w:rPr>
         <w:t xml:space="preserve">Grupo 4 (Prácticas Musicales): </w:t>
       </w:r>
     </w:p>
@@ -339,18 +264,11 @@
           <w:ilvl w:val="0"/>
           <w:numId w:val="3"/>
         </w:numPr>
-        <w:spacing w:after="0" w:afterAutospacing="0" w:before="240" w:lineRule="auto"/>
-        <w:ind w:left="720" w:hanging="360"/>
+        <w:spacing w:before="240"/>
         <w:jc w:val="both"/>
-        <w:rPr>
-          <w:u w:val="none"/>
-        </w:rPr>
-      </w:pPr>
-      <w:r>
-        <w:rPr>
-          <w:rtl w:val="0"/>
-        </w:rPr>
-        <w:t xml:space="preserve">PM_04. Las respuestas “ocasionalmente” y “frecuentemente” parecieran no ir acordes a la pregunta. Corregir la redacción de la pregunta. Se recomienda: ¿A cuántos conciertos ha ido a lo largo de su vida?</w:t>
+      </w:pPr>
+      <w:r>
+        <w:t>PM_04. Las respuestas “ocasionalmente” y “frecuentemente” parecieran no ir acordes a la pregunta. Corregir la redacción de la pregunta. Se recomienda: ¿A cuántos conciertos ha ido a lo largo de su vida?</w:t>
       </w:r>
     </w:p>
     <w:p>
@@ -359,31 +277,27 @@
           <w:ilvl w:val="0"/>
           <w:numId w:val="5"/>
         </w:numPr>
-        <w:spacing w:after="0" w:afterAutospacing="0" w:before="0" w:beforeAutospacing="0" w:lineRule="auto"/>
-        <w:ind w:left="720" w:hanging="360"/>
         <w:jc w:val="both"/>
+      </w:pPr>
+      <w:r>
+        <w:t xml:space="preserve">Si el encuestado responde que </w:t>
+      </w:r>
+      <w:r>
         <w:rPr>
-          <w:u w:val="none"/>
+          <w:b/>
         </w:rPr>
-      </w:pPr>
-      <w:r>
-        <w:rPr>
-          <w:rtl w:val="0"/>
-        </w:rPr>
-        <w:t xml:space="preserve">Si el encuestado responde que </w:t>
-      </w:r>
-      <w:r>
-        <w:rPr>
-          <w:b w:val="1"/>
-          <w:rtl w:val="0"/>
-        </w:rPr>
-        <w:t xml:space="preserve">no</w:t>
-      </w:r>
-      <w:r>
-        <w:rPr>
-          <w:rtl w:val="0"/>
-        </w:rPr>
-        <w:t xml:space="preserve"> desarrolla algún tipo de creación musical sería conveniente que en el Forms se habilite la opción para el salto de sección. Asimismo, la pregunta PM_09. ¿Toca algún instrumento musical? debería ir antes de la PM_07. ¿Realiza alguna forma de creación musical?, ya que cabe la posibilidad de tocar algún instrumento, pero no desarrollar alguna forma de creación musical.</w:t>
+        <w:t>no</w:t>
+      </w:r>
+      <w:r>
+        <w:t xml:space="preserve"> desarrolla algún tipo de creación musical sería conveniente que en el </w:t>
+      </w:r>
+      <w:proofErr w:type="spellStart"/>
+      <w:r>
+        <w:t>Forms</w:t>
+      </w:r>
+      <w:proofErr w:type="spellEnd"/>
+      <w:r>
+        <w:t xml:space="preserve"> se habilite la opción para el salto de sección. Asimismo, la pregunta PM_09. ¿Toca algún instrumento musical? debería ir antes de la PM_07. ¿Realiza alguna forma de creación musical?, ya que cabe la posibilidad de tocar algún instrumento, pero no desarrollar alguna forma de creación musical.</w:t>
       </w:r>
     </w:p>
     <w:p>
@@ -392,18 +306,11 @@
           <w:ilvl w:val="0"/>
           <w:numId w:val="5"/>
         </w:numPr>
-        <w:spacing w:after="0" w:afterAutospacing="0" w:before="0" w:beforeAutospacing="0" w:lineRule="auto"/>
-        <w:ind w:left="720" w:hanging="360"/>
         <w:jc w:val="both"/>
-        <w:rPr>
-          <w:u w:val="none"/>
-        </w:rPr>
-      </w:pPr>
-      <w:r>
-        <w:rPr>
-          <w:rtl w:val="0"/>
-        </w:rPr>
-        <w:t xml:space="preserve">Reformular PM_10. Es posible “tocar música” para uno mismo. Parece presuponer que la actividad de “tocar música” se realiza en un contexto social.</w:t>
+      </w:pPr>
+      <w:r>
+        <w:lastRenderedPageBreak/>
+        <w:t>Reformular PM_10. Es posible “tocar música” para uno mismo. Parece presuponer que la actividad de “tocar música” se realiza en un contexto social.</w:t>
       </w:r>
     </w:p>
     <w:p>
@@ -412,18 +319,10 @@
           <w:ilvl w:val="0"/>
           <w:numId w:val="5"/>
         </w:numPr>
-        <w:spacing w:after="0" w:afterAutospacing="0" w:before="0" w:beforeAutospacing="0" w:lineRule="auto"/>
-        <w:ind w:left="720" w:hanging="360"/>
         <w:jc w:val="both"/>
-        <w:rPr>
-          <w:u w:val="none"/>
-        </w:rPr>
-      </w:pPr>
-      <w:r>
-        <w:rPr>
-          <w:rtl w:val="0"/>
-        </w:rPr>
-        <w:t xml:space="preserve">PM_07. Lo mismo de arriba, producir y componer se acercan más a una realidad en la que se le dedica mucho más tiempo a la música, además de que el solo “tocar música” no entra en ninguna de las dos categorías. No siempre se compone ni se produce. Pensar en si va acorde al tema o no.</w:t>
+      </w:pPr>
+      <w:r>
+        <w:t>PM_07. Lo mismo de arriba, producir y componer se acercan más a una realidad en la que se le dedica mucho más tiempo a la música, además de que el solo “tocar música” no entra en ninguna de las dos categorías. No siempre se compone ni se produce. Pensar en si va acorde al tema o no.</w:t>
       </w:r>
     </w:p>
     <w:p>
@@ -432,45 +331,30 @@
           <w:ilvl w:val="0"/>
           <w:numId w:val="5"/>
         </w:numPr>
-        <w:spacing w:after="240" w:before="0" w:beforeAutospacing="0" w:lineRule="auto"/>
-        <w:ind w:left="720" w:hanging="360"/>
+        <w:spacing w:after="240"/>
         <w:jc w:val="both"/>
-        <w:rPr>
-          <w:u w:val="none"/>
-        </w:rPr>
-      </w:pPr>
-      <w:r>
-        <w:rPr>
-          <w:rtl w:val="0"/>
-        </w:rPr>
-        <w:t xml:space="preserve">Recomiendo ubicar PM_09, PM_10 antes de PM_07, PM_08.</w:t>
-      </w:r>
-    </w:p>
-    <w:p>
-      <w:pPr>
-        <w:spacing w:after="240" w:before="240" w:lineRule="auto"/>
+      </w:pPr>
+      <w:r>
+        <w:t>Recomiendo ubicar PM_09, PM_10 antes de PM_07, PM_08.</w:t>
+      </w:r>
+    </w:p>
+    <w:p>
+      <w:pPr>
+        <w:spacing w:before="240" w:after="240"/>
         <w:ind w:left="360"/>
-        <w:rPr/>
-      </w:pPr>
-      <w:r>
-        <w:rPr>
-          <w:rtl w:val="0"/>
-        </w:rPr>
-        <w:t xml:space="preserve">4.</w:t>
+      </w:pPr>
+      <w:r>
+        <w:t>4.</w:t>
       </w:r>
       <w:r>
         <w:rPr>
           <w:sz w:val="14"/>
           <w:szCs w:val="14"/>
-          <w:rtl w:val="0"/>
         </w:rPr>
         <w:t xml:space="preserve">     </w:t>
       </w:r>
       <w:r>
-        <w:rPr>
-          <w:rtl w:val="0"/>
-        </w:rPr>
-        <w:t xml:space="preserve">Grupo 5 (Calidad docente):</w:t>
+        <w:t>Grupo 5 (Calidad docente):</w:t>
       </w:r>
     </w:p>
     <w:p>
@@ -479,18 +363,19 @@
           <w:ilvl w:val="0"/>
           <w:numId w:val="4"/>
         </w:numPr>
-        <w:spacing w:after="0" w:afterAutospacing="0" w:before="240" w:lineRule="auto"/>
-        <w:ind w:left="720" w:hanging="360"/>
+        <w:spacing w:before="240"/>
         <w:jc w:val="both"/>
-        <w:rPr>
-          <w:u w:val="none"/>
-        </w:rPr>
-      </w:pPr>
-      <w:r>
-        <w:rPr>
-          <w:rtl w:val="0"/>
-        </w:rPr>
-        <w:t xml:space="preserve">Hay preguntas que se parecen mucho entre sí, por ejemplo las preguntas 7 y 8 en cuanto a la disposición extraprogramática del equipo docente, y las preguntas 10 y 11 en cuanto a la retroalimentación luego de una evaluación. Se podrían descartar o unir preguntas. </w:t>
+      </w:pPr>
+      <w:r>
+        <w:t xml:space="preserve">Hay preguntas que se parecen mucho entre sí, por </w:t>
+      </w:r>
+      <w:proofErr w:type="gramStart"/>
+      <w:r>
+        <w:t>ejemplo</w:t>
+      </w:r>
+      <w:proofErr w:type="gramEnd"/>
+      <w:r>
+        <w:t xml:space="preserve"> las preguntas 7 y 8 en cuanto a la disposición extraprogramática del equipo docente, y las preguntas 10 y 11 en cuanto a la retroalimentación luego de una evaluación. Se podrían descartar o unir preguntas. </w:t>
       </w:r>
     </w:p>
     <w:p>
@@ -499,43 +384,27 @@
           <w:ilvl w:val="0"/>
           <w:numId w:val="4"/>
         </w:numPr>
-        <w:spacing w:after="0" w:afterAutospacing="0" w:before="0" w:beforeAutospacing="0" w:lineRule="auto"/>
-        <w:ind w:left="720" w:hanging="360"/>
         <w:jc w:val="both"/>
+      </w:pPr>
+      <w:r>
+        <w:t xml:space="preserve">Implementar un lenguaje inclusivo, donde no se hable solo de </w:t>
+      </w:r>
+      <w:r>
         <w:rPr>
-          <w:u w:val="none"/>
+          <w:i/>
         </w:rPr>
-      </w:pPr>
+        <w:t>él</w:t>
+      </w:r>
+      <w:r>
+        <w:t xml:space="preserve"> docente, sino también </w:t>
+      </w:r>
       <w:r>
         <w:rPr>
-          <w:rtl w:val="0"/>
+          <w:i/>
         </w:rPr>
-        <w:t xml:space="preserve">Implementar un lenguaje inclusivo, donde no se hable solo de </w:t>
-      </w:r>
-      <w:r>
-        <w:rPr>
-          <w:i w:val="1"/>
-          <w:rtl w:val="0"/>
-        </w:rPr>
-        <w:t xml:space="preserve">él</w:t>
-      </w:r>
-      <w:r>
-        <w:rPr>
-          <w:rtl w:val="0"/>
-        </w:rPr>
-        <w:t xml:space="preserve"> docente, sino también </w:t>
-      </w:r>
-      <w:r>
-        <w:rPr>
-          <w:i w:val="1"/>
-          <w:rtl w:val="0"/>
-        </w:rPr>
-        <w:t xml:space="preserve">la</w:t>
-      </w:r>
-      <w:r>
-        <w:rPr>
-          <w:rtl w:val="0"/>
-        </w:rPr>
+        <w:t>la</w:t>
+      </w:r>
+      <w:r>
         <w:t xml:space="preserve"> docente. </w:t>
       </w:r>
     </w:p>
@@ -545,18 +414,10 @@
           <w:ilvl w:val="0"/>
           <w:numId w:val="4"/>
         </w:numPr>
-        <w:spacing w:after="0" w:afterAutospacing="0" w:before="0" w:beforeAutospacing="0" w:lineRule="auto"/>
-        <w:ind w:left="720" w:hanging="360"/>
         <w:jc w:val="both"/>
-        <w:rPr>
-          <w:u w:val="none"/>
-        </w:rPr>
-      </w:pPr>
-      <w:r>
-        <w:rPr>
-          <w:rtl w:val="0"/>
-        </w:rPr>
-        <w:t xml:space="preserve">Además, la sección contiene más preguntas (14) de las que se habían solicitado (10).</w:t>
+      </w:pPr>
+      <w:r>
+        <w:t>Además, la sección contiene más preguntas (14) de las que se habían solicitado (10).</w:t>
       </w:r>
     </w:p>
     <w:p>
@@ -565,44 +426,29 @@
           <w:ilvl w:val="0"/>
           <w:numId w:val="4"/>
         </w:numPr>
-        <w:spacing w:after="240" w:before="0" w:beforeAutospacing="0" w:lineRule="auto"/>
-        <w:ind w:left="720" w:hanging="360"/>
+        <w:spacing w:after="240"/>
         <w:jc w:val="both"/>
-        <w:rPr>
-          <w:u w:val="none"/>
-        </w:rPr>
-      </w:pPr>
-      <w:r>
-        <w:rPr>
-          <w:rtl w:val="0"/>
-        </w:rPr>
+      </w:pPr>
+      <w:r>
         <w:t xml:space="preserve">Reformular las preguntas para que no sea tan repetitivo, se recomienda agregar escalas del tipo, “Del 1 al 10, califique la importancia que le da a…” </w:t>
       </w:r>
     </w:p>
     <w:p>
       <w:pPr>
-        <w:spacing w:after="240" w:before="240" w:lineRule="auto"/>
+        <w:spacing w:before="240" w:after="240"/>
         <w:ind w:left="360"/>
-        <w:rPr/>
-      </w:pPr>
-      <w:r>
-        <w:rPr>
-          <w:rtl w:val="0"/>
-        </w:rPr>
-        <w:t xml:space="preserve">5.</w:t>
+      </w:pPr>
+      <w:r>
+        <w:t>5.</w:t>
       </w:r>
       <w:r>
         <w:rPr>
           <w:sz w:val="14"/>
           <w:szCs w:val="14"/>
-          <w:rtl w:val="0"/>
         </w:rPr>
         <w:t xml:space="preserve">     </w:t>
       </w:r>
       <w:r>
-        <w:rPr>
-          <w:rtl w:val="0"/>
-        </w:rPr>
         <w:t xml:space="preserve">Grupo 6 (Autocuidado Sexual): </w:t>
       </w:r>
     </w:p>
@@ -612,16 +458,9 @@
           <w:ilvl w:val="0"/>
           <w:numId w:val="1"/>
         </w:numPr>
-        <w:spacing w:after="0" w:afterAutospacing="0" w:before="240" w:lineRule="auto"/>
-        <w:ind w:left="720" w:hanging="360"/>
-        <w:rPr>
-          <w:u w:val="none"/>
-        </w:rPr>
-      </w:pPr>
-      <w:r>
-        <w:rPr>
-          <w:rtl w:val="0"/>
-        </w:rPr>
+        <w:spacing w:before="240"/>
+      </w:pPr>
+      <w:r>
         <w:t xml:space="preserve">Considerar agregar opciones para quienes no mantengan una vida sexual activa, ya que algunas preguntas (como la AS_12) no aplican, o podría generarse un prejuicio negativo (como en la AS_10 y AS_11, la persona puede encontrar importante realizarse chequeos, pero por razones propias no realizarlos). </w:t>
       </w:r>
     </w:p>
@@ -631,53 +470,111 @@
           <w:ilvl w:val="0"/>
           <w:numId w:val="1"/>
         </w:numPr>
-        <w:spacing w:after="240" w:before="0" w:beforeAutospacing="0" w:lineRule="auto"/>
-        <w:ind w:left="720" w:hanging="360"/>
+        <w:spacing w:after="240"/>
+      </w:pPr>
+      <w:r>
+        <w:t>AS_04. corregir redacción de la pregunta, ya que “formas de infecciones de transmisión sexual” no parece ser la más adecuada.</w:t>
+      </w:r>
+    </w:p>
+    <w:p>
+      <w:pPr>
+        <w:spacing w:before="240" w:after="240"/>
+      </w:pPr>
+      <w:commentRangeStart w:id="1"/>
+      <w:r>
+        <w:t xml:space="preserve">*En términos generales también es recomendable uniformar el estilo de redacción a lo largo del </w:t>
+      </w:r>
+      <w:proofErr w:type="spellStart"/>
+      <w:r>
+        <w:t>Forms</w:t>
+      </w:r>
+      <w:proofErr w:type="spellEnd"/>
+      <w:r>
+        <w:t>.</w:t>
+      </w:r>
+      <w:commentRangeEnd w:id="1"/>
+      <w:r>
         <w:rPr>
-          <w:u w:val="none"/>
+          <w:rStyle w:val="Refdecomentario"/>
         </w:rPr>
-      </w:pPr>
-      <w:r>
-        <w:rPr>
-          <w:rtl w:val="0"/>
-        </w:rPr>
-        <w:t xml:space="preserve">AS_04. corregir redacción de la pregunta, ya que “formas de infecciones de transmisión sexual” no parece ser la más adecuada.</w:t>
-      </w:r>
-    </w:p>
-    <w:p>
-      <w:pPr>
-        <w:spacing w:after="240" w:before="240" w:lineRule="auto"/>
-        <w:rPr/>
-      </w:pPr>
-      <w:r>
-        <w:rPr>
-          <w:rtl w:val="0"/>
-        </w:rPr>
-        <w:t xml:space="preserve">*En términos generales también es recomendable uniformar el estilo de redacción a lo largo del Forms.</w:t>
-      </w:r>
-    </w:p>
-    <w:p>
-      <w:pPr>
-        <w:rPr/>
-      </w:pPr>
-      <w:r>
-        <w:rPr>
-          <w:rtl w:val="0"/>
-        </w:rPr>
-      </w:r>
-    </w:p>
+        <w:commentReference w:id="1"/>
+      </w:r>
+    </w:p>
+    <w:p/>
     <w:sectPr>
-      <w:pgSz w:h="16834" w:w="11909" w:orient="portrait"/>
-      <w:pgMar w:bottom="1440" w:top="1440" w:left="1440" w:right="1440" w:header="720" w:footer="720"/>
+      <w:pgSz w:w="11909" w:h="16834"/>
+      <w:pgMar w:top="1440" w:right="1440" w:bottom="1440" w:left="1440" w:header="720" w:footer="720" w:gutter="0"/>
       <w:pgNumType w:start="1"/>
+      <w:cols w:space="720"/>
     </w:sectPr>
   </w:body>
 </w:document>
 </file>
 
+<file path=word/comments.xml><?xml version="1.0" encoding="utf-8"?>
+<w:comments xmlns:wpc="http://schemas.microsoft.com/office/word/2010/wordprocessingCanvas" xmlns:cx="http://schemas.microsoft.com/office/drawing/2014/chartex" xmlns:cx1="http://schemas.microsoft.com/office/drawing/2015/9/8/chartex" xmlns:cx2="http://schemas.microsoft.com/office/drawing/2015/10/21/chartex" xmlns:cx3="http://schemas.microsoft.com/office/drawing/2016/5/9/chartex" xmlns:cx4="http://schemas.microsoft.com/office/drawing/2016/5/10/chartex" xmlns:cx5="http://schemas.microsoft.com/office/drawing/2016/5/11/chartex" xmlns:cx6="http://schemas.microsoft.com/office/drawing/2016/5/12/chartex" xmlns:cx7="http://schemas.microsoft.com/office/drawing/2016/5/13/chartex" xmlns:cx8="http://schemas.microsoft.com/office/drawing/2016/5/14/chartex" xmlns:mc="http://schemas.openxmlformats.org/markup-compatibility/2006" xmlns:aink="http://schemas.microsoft.com/office/drawing/2016/ink" xmlns:am3d="http://schemas.microsoft.com/office/drawing/2017/model3d" xmlns:o="urn:schemas-microsoft-com:office:office" xmlns:oel="http://schemas.microsoft.com/office/2019/extlst" xmlns:r="http://schemas.openxmlformats.org/officeDocument/2006/relationships" xmlns:m="http://schemas.openxmlformats.org/officeDocument/2006/math" xmlns:v="urn:schemas-microsoft-com:vml" xmlns:wp14="http://schemas.microsoft.com/office/word/2010/wordprocessingDrawing" xmlns:wp="http://schemas.openxmlformats.org/drawingml/2006/wordprocessingDrawing" xmlns:w10="urn:schemas-microsoft-com:office:word" xmlns:w="http://schemas.openxmlformats.org/wordprocessingml/2006/main" xmlns:w14="http://schemas.microsoft.com/office/word/2010/wordml" xmlns:w15="http://schemas.microsoft.com/office/word/2012/wordml" xmlns:w16cex="http://schemas.microsoft.com/office/word/2018/wordml/cex" xmlns:w16cid="http://schemas.microsoft.com/office/word/2016/wordml/cid" xmlns:w16="http://schemas.microsoft.com/office/word/2018/wordml" xmlns:w16du="http://schemas.microsoft.com/office/word/2023/wordml/word16du" xmlns:w16sdtdh="http://schemas.microsoft.com/office/word/2020/wordml/sdtdatahash" xmlns:w16sdtfl="http://schemas.microsoft.com/office/word/2024/wordml/sdtformatlock" xmlns:w16se="http://schemas.microsoft.com/office/word/2015/wordml/symex" xmlns:wpg="http://schemas.microsoft.com/office/word/2010/wordprocessingGroup" xmlns:wpi="http://schemas.microsoft.com/office/word/2010/wordprocessingInk" xmlns:wne="http://schemas.microsoft.com/office/word/2006/wordml" xmlns:wps="http://schemas.microsoft.com/office/word/2010/wordprocessingShape" mc:Ignorable="w14 w15 w16se w16cid w16 w16cex w16sdtdh w16sdtfl w16du wp14">
+  <w:comment w:id="0" w:author="Sebastián Matías Muñoz Tapia" w:date="2025-04-10T13:43:00Z" w:initials="SM">
+    <w:p>
+      <w:pPr>
+        <w:pStyle w:val="Textocomentario"/>
+      </w:pPr>
+      <w:r>
+        <w:rPr>
+          <w:rStyle w:val="Refdecomentario"/>
+        </w:rPr>
+        <w:annotationRef/>
+      </w:r>
+      <w:r>
+        <w:t>100%</w:t>
+      </w:r>
+    </w:p>
+  </w:comment>
+  <w:comment w:id="1" w:author="Sebastián Matías Muñoz Tapia" w:date="2025-04-10T13:44:00Z" w:initials="SM">
+    <w:p>
+      <w:pPr>
+        <w:pStyle w:val="Textocomentario"/>
+      </w:pPr>
+      <w:r>
+        <w:rPr>
+          <w:rStyle w:val="Refdecomentario"/>
+        </w:rPr>
+        <w:annotationRef/>
+      </w:r>
+      <w:r>
+        <w:t>%100</w:t>
+      </w:r>
+    </w:p>
+  </w:comment>
+</w:comments>
+</file>
+
+<file path=word/commentsExtended.xml><?xml version="1.0" encoding="utf-8"?>
+<w15:commentsEx xmlns:wpc="http://schemas.microsoft.com/office/word/2010/wordprocessingCanvas" xmlns:cx="http://schemas.microsoft.com/office/drawing/2014/chartex" xmlns:cx1="http://schemas.microsoft.com/office/drawing/2015/9/8/chartex" xmlns:cx2="http://schemas.microsoft.com/office/drawing/2015/10/21/chartex" xmlns:cx3="http://schemas.microsoft.com/office/drawing/2016/5/9/chartex" xmlns:cx4="http://schemas.microsoft.com/office/drawing/2016/5/10/chartex" xmlns:cx5="http://schemas.microsoft.com/office/drawing/2016/5/11/chartex" xmlns:cx6="http://schemas.microsoft.com/office/drawing/2016/5/12/chartex" xmlns:cx7="http://schemas.microsoft.com/office/drawing/2016/5/13/chartex" xmlns:cx8="http://schemas.microsoft.com/office/drawing/2016/5/14/chartex" xmlns:mc="http://schemas.openxmlformats.org/markup-compatibility/2006" xmlns:aink="http://schemas.microsoft.com/office/drawing/2016/ink" xmlns:am3d="http://schemas.microsoft.com/office/drawing/2017/model3d" xmlns:o="urn:schemas-microsoft-com:office:office" xmlns:oel="http://schemas.microsoft.com/office/2019/extlst" xmlns:r="http://schemas.openxmlformats.org/officeDocument/2006/relationships" xmlns:m="http://schemas.openxmlformats.org/officeDocument/2006/math" xmlns:v="urn:schemas-microsoft-com:vml" xmlns:wp14="http://schemas.microsoft.com/office/word/2010/wordprocessingDrawing" xmlns:wp="http://schemas.openxmlformats.org/drawingml/2006/wordprocessingDrawing" xmlns:w10="urn:schemas-microsoft-com:office:word" xmlns:w="http://schemas.openxmlformats.org/wordprocessingml/2006/main" xmlns:w14="http://schemas.microsoft.com/office/word/2010/wordml" xmlns:w15="http://schemas.microsoft.com/office/word/2012/wordml" xmlns:w16cex="http://schemas.microsoft.com/office/word/2018/wordml/cex" xmlns:w16cid="http://schemas.microsoft.com/office/word/2016/wordml/cid" xmlns:w16="http://schemas.microsoft.com/office/word/2018/wordml" xmlns:w16du="http://schemas.microsoft.com/office/word/2023/wordml/word16du" xmlns:w16sdtdh="http://schemas.microsoft.com/office/word/2020/wordml/sdtdatahash" xmlns:w16sdtfl="http://schemas.microsoft.com/office/word/2024/wordml/sdtformatlock" xmlns:w16se="http://schemas.microsoft.com/office/word/2015/wordml/symex" xmlns:wpg="http://schemas.microsoft.com/office/word/2010/wordprocessingGroup" xmlns:wpi="http://schemas.microsoft.com/office/word/2010/wordprocessingInk" xmlns:wne="http://schemas.microsoft.com/office/word/2006/wordml" xmlns:wps="http://schemas.microsoft.com/office/word/2010/wordprocessingShape" mc:Ignorable="w14 w15 w16se w16cid w16 w16cex w16sdtdh w16sdtfl w16du wp14">
+  <w15:commentEx w15:paraId="62CEC835" w15:done="0"/>
+  <w15:commentEx w15:paraId="43E9383D" w15:done="0"/>
+</w15:commentsEx>
+</file>
+
+<file path=word/commentsExtensible.xml><?xml version="1.0" encoding="utf-8"?>
+<w16cex:commentsExtensible xmlns:wpc="http://schemas.microsoft.com/office/word/2010/wordprocessingCanvas" xmlns:cx="http://schemas.microsoft.com/office/drawing/2014/chartex" xmlns:cx1="http://schemas.microsoft.com/office/drawing/2015/9/8/chartex" xmlns:cx2="http://schemas.microsoft.com/office/drawing/2015/10/21/chartex" xmlns:cx3="http://schemas.microsoft.com/office/drawing/2016/5/9/chartex" xmlns:cx4="http://schemas.microsoft.com/office/drawing/2016/5/10/chartex" xmlns:cx5="http://schemas.microsoft.com/office/drawing/2016/5/11/chartex" xmlns:cx6="http://schemas.microsoft.com/office/drawing/2016/5/12/chartex" xmlns:cx7="http://schemas.microsoft.com/office/drawing/2016/5/13/chartex" xmlns:cx8="http://schemas.microsoft.com/office/drawing/2016/5/14/chartex" xmlns:cr="http://schemas.microsoft.com/office/comments/2020/reactions" xmlns:mc="http://schemas.openxmlformats.org/markup-compatibility/2006" xmlns:aink="http://schemas.microsoft.com/office/drawing/2016/ink" xmlns:am3d="http://schemas.microsoft.com/office/drawing/2017/model3d" xmlns:o="urn:schemas-microsoft-com:office:office" xmlns:oel="http://schemas.microsoft.com/office/2019/extlst" xmlns:r="http://schemas.openxmlformats.org/officeDocument/2006/relationships" xmlns:m="http://schemas.openxmlformats.org/officeDocument/2006/math" xmlns:v="urn:schemas-microsoft-com:vml" xmlns:wp14="http://schemas.microsoft.com/office/word/2010/wordprocessingDrawing" xmlns:wp="http://schemas.openxmlformats.org/drawingml/2006/wordprocessingDrawing" xmlns:w10="urn:schemas-microsoft-com:office:word" xmlns:w="http://schemas.openxmlformats.org/wordprocessingml/2006/main" xmlns:w14="http://schemas.microsoft.com/office/word/2010/wordml" xmlns:w15="http://schemas.microsoft.com/office/word/2012/wordml" xmlns:w16cex="http://schemas.microsoft.com/office/word/2018/wordml/cex" xmlns:w16cid="http://schemas.microsoft.com/office/word/2016/wordml/cid" xmlns:w16="http://schemas.microsoft.com/office/word/2018/wordml" xmlns:w16du="http://schemas.microsoft.com/office/word/2023/wordml/word16du" xmlns:w16sdtdh="http://schemas.microsoft.com/office/word/2020/wordml/sdtdatahash" xmlns:w16sdtfl="http://schemas.microsoft.com/office/word/2024/wordml/sdtformatlock" xmlns:w16se="http://schemas.microsoft.com/office/word/2015/wordml/symex" xmlns:wpg="http://schemas.microsoft.com/office/word/2010/wordprocessingGroup" xmlns:wpi="http://schemas.microsoft.com/office/word/2010/wordprocessingInk" xmlns:wne="http://schemas.microsoft.com/office/word/2006/wordml" xmlns:wps="http://schemas.microsoft.com/office/word/2010/wordprocessingShape" mc:Ignorable="w14 w15 w16se w16cid w16 w16cex w16sdtdh w16sdtfl cr w16du wp14">
+  <w16cex:commentExtensible w16cex:durableId="0CAA18C1" w16cex:dateUtc="2025-04-10T17:43:00Z"/>
+  <w16cex:commentExtensible w16cex:durableId="134BCBA0" w16cex:dateUtc="2025-04-10T17:44:00Z"/>
+</w16cex:commentsExtensible>
+</file>
+
+<file path=word/commentsIds.xml><?xml version="1.0" encoding="utf-8"?>
+<w16cid:commentsIds xmlns:wpc="http://schemas.microsoft.com/office/word/2010/wordprocessingCanvas" xmlns:cx="http://schemas.microsoft.com/office/drawing/2014/chartex" xmlns:cx1="http://schemas.microsoft.com/office/drawing/2015/9/8/chartex" xmlns:cx2="http://schemas.microsoft.com/office/drawing/2015/10/21/chartex" xmlns:cx3="http://schemas.microsoft.com/office/drawing/2016/5/9/chartex" xmlns:cx4="http://schemas.microsoft.com/office/drawing/2016/5/10/chartex" xmlns:cx5="http://schemas.microsoft.com/office/drawing/2016/5/11/chartex" xmlns:cx6="http://schemas.microsoft.com/office/drawing/2016/5/12/chartex" xmlns:cx7="http://schemas.microsoft.com/office/drawing/2016/5/13/chartex" xmlns:cx8="http://schemas.microsoft.com/office/drawing/2016/5/14/chartex" xmlns:mc="http://schemas.openxmlformats.org/markup-compatibility/2006" xmlns:aink="http://schemas.microsoft.com/office/drawing/2016/ink" xmlns:am3d="http://schemas.microsoft.com/office/drawing/2017/model3d" xmlns:o="urn:schemas-microsoft-com:office:office" xmlns:oel="http://schemas.microsoft.com/office/2019/extlst" xmlns:r="http://schemas.openxmlformats.org/officeDocument/2006/relationships" xmlns:m="http://schemas.openxmlformats.org/officeDocument/2006/math" xmlns:v="urn:schemas-microsoft-com:vml" xmlns:wp14="http://schemas.microsoft.com/office/word/2010/wordprocessingDrawing" xmlns:wp="http://schemas.openxmlformats.org/drawingml/2006/wordprocessingDrawing" xmlns:w10="urn:schemas-microsoft-com:office:word" xmlns:w="http://schemas.openxmlformats.org/wordprocessingml/2006/main" xmlns:w14="http://schemas.microsoft.com/office/word/2010/wordml" xmlns:w15="http://schemas.microsoft.com/office/word/2012/wordml" xmlns:w16cex="http://schemas.microsoft.com/office/word/2018/wordml/cex" xmlns:w16cid="http://schemas.microsoft.com/office/word/2016/wordml/cid" xmlns:w16="http://schemas.microsoft.com/office/word/2018/wordml" xmlns:w16du="http://schemas.microsoft.com/office/word/2023/wordml/word16du" xmlns:w16sdtdh="http://schemas.microsoft.com/office/word/2020/wordml/sdtdatahash" xmlns:w16sdtfl="http://schemas.microsoft.com/office/word/2024/wordml/sdtformatlock" xmlns:w16se="http://schemas.microsoft.com/office/word/2015/wordml/symex" xmlns:wpg="http://schemas.microsoft.com/office/word/2010/wordprocessingGroup" xmlns:wpi="http://schemas.microsoft.com/office/word/2010/wordprocessingInk" xmlns:wne="http://schemas.microsoft.com/office/word/2006/wordml" xmlns:wps="http://schemas.microsoft.com/office/word/2010/wordprocessingShape" mc:Ignorable="w14 w15 w16se w16cid w16 w16cex w16sdtdh w16sdtfl w16du wp14">
+  <w16cid:commentId w16cid:paraId="62CEC835" w16cid:durableId="0CAA18C1"/>
+  <w16cid:commentId w16cid:paraId="43E9383D" w16cid:durableId="134BCBA0"/>
+</w16cid:commentsIds>
+</file>
+
 <file path=word/numbering.xml><?xml version="1.0" encoding="utf-8"?>
-<w:numbering xmlns:mc="http://schemas.openxmlformats.org/markup-compatibility/2006" xmlns:o="urn:schemas-microsoft-com:office:office" xmlns:r="http://schemas.openxmlformats.org/officeDocument/2006/relationships" xmlns:m="http://schemas.openxmlformats.org/officeDocument/2006/math" xmlns:v="urn:schemas-microsoft-com:vml" xmlns:wp="http://schemas.openxmlformats.org/drawingml/2006/wordprocessingDrawing" xmlns:w10="urn:schemas-microsoft-com:office:word" xmlns:w="http://schemas.openxmlformats.org/wordprocessingml/2006/main" xmlns:wne="http://schemas.microsoft.com/office/word/2006/wordml" xmlns:sl="http://schemas.openxmlformats.org/schemaLibrary/2006/main" xmlns:a="http://schemas.openxmlformats.org/drawingml/2006/main" xmlns:pic="http://schemas.openxmlformats.org/drawingml/2006/picture" xmlns:c="http://schemas.openxmlformats.org/drawingml/2006/chart" xmlns:lc="http://schemas.openxmlformats.org/drawingml/2006/lockedCanvas" xmlns:dgm="http://schemas.openxmlformats.org/drawingml/2006/diagram" xmlns:wps="http://schemas.microsoft.com/office/word/2010/wordprocessingShape" xmlns:wpg="http://schemas.microsoft.com/office/word/2010/wordprocessingGroup" xmlns:w14="http://schemas.microsoft.com/office/word/2010/wordml" xmlns:w15="http://schemas.microsoft.com/office/word/2012/wordml" xmlns:w16="http://schemas.microsoft.com/office/word/2018/wordml" xmlns:w16cex="http://schemas.microsoft.com/office/word/2018/wordml/cex" xmlns:w16cid="http://schemas.microsoft.com/office/word/2016/wordml/cid" xmlns="http://schemas.microsoft.com/office/tasks/2019/documenttasks" xmlns:cr="http://schemas.microsoft.com/office/comments/2020/reactions">
-  <w:abstractNum w:abstractNumId="1">
+<w:numbering xmlns:wpc="http://schemas.microsoft.com/office/word/2010/wordprocessingCanvas" xmlns:cx="http://schemas.microsoft.com/office/drawing/2014/chartex" xmlns:cx1="http://schemas.microsoft.com/office/drawing/2015/9/8/chartex" xmlns:cx2="http://schemas.microsoft.com/office/drawing/2015/10/21/chartex" xmlns:cx3="http://schemas.microsoft.com/office/drawing/2016/5/9/chartex" xmlns:cx4="http://schemas.microsoft.com/office/drawing/2016/5/10/chartex" xmlns:cx5="http://schemas.microsoft.com/office/drawing/2016/5/11/chartex" xmlns:cx6="http://schemas.microsoft.com/office/drawing/2016/5/12/chartex" xmlns:cx7="http://schemas.microsoft.com/office/drawing/2016/5/13/chartex" xmlns:cx8="http://schemas.microsoft.com/office/drawing/2016/5/14/chartex" xmlns:mc="http://schemas.openxmlformats.org/markup-compatibility/2006" xmlns:aink="http://schemas.microsoft.com/office/drawing/2016/ink" xmlns:am3d="http://schemas.microsoft.com/office/drawing/2017/model3d" xmlns:o="urn:schemas-microsoft-com:office:office" xmlns:oel="http://schemas.microsoft.com/office/2019/extlst" xmlns:r="http://schemas.openxmlformats.org/officeDocument/2006/relationships" xmlns:m="http://schemas.openxmlformats.org/officeDocument/2006/math" xmlns:v="urn:schemas-microsoft-com:vml" xmlns:wp14="http://schemas.microsoft.com/office/word/2010/wordprocessingDrawing" xmlns:wp="http://schemas.openxmlformats.org/drawingml/2006/wordprocessingDrawing" xmlns:w10="urn:schemas-microsoft-com:office:word" xmlns:w="http://schemas.openxmlformats.org/wordprocessingml/2006/main" xmlns:w14="http://schemas.microsoft.com/office/word/2010/wordml" xmlns:w15="http://schemas.microsoft.com/office/word/2012/wordml" xmlns:w16cex="http://schemas.microsoft.com/office/word/2018/wordml/cex" xmlns:w16cid="http://schemas.microsoft.com/office/word/2016/wordml/cid" xmlns:w16="http://schemas.microsoft.com/office/word/2018/wordml" xmlns:w16du="http://schemas.microsoft.com/office/word/2023/wordml/word16du" xmlns:w16sdtdh="http://schemas.microsoft.com/office/word/2020/wordml/sdtdatahash" xmlns:w16sdtfl="http://schemas.microsoft.com/office/word/2024/wordml/sdtformatlock" xmlns:w16se="http://schemas.microsoft.com/office/word/2015/wordml/symex" xmlns:wpg="http://schemas.microsoft.com/office/word/2010/wordprocessingGroup" xmlns:wpi="http://schemas.microsoft.com/office/word/2010/wordprocessingInk" xmlns:wne="http://schemas.microsoft.com/office/word/2006/wordml" xmlns:wps="http://schemas.microsoft.com/office/word/2010/wordprocessingShape" mc:Ignorable="w14 w15 w16se w16cid w16 w16cex w16sdtdh w16sdtfl w16du wp14">
+  <w:abstractNum w:abstractNumId="0" w15:restartNumberingAfterBreak="0">
+    <w:nsid w:val="1BD45715"/>
+    <w:multiLevelType w:val="multilevel"/>
+    <w:tmpl w:val="FFDA14FC"/>
     <w:lvl w:ilvl="0">
       <w:start w:val="1"/>
       <w:numFmt w:val="bullet"/>
@@ -787,7 +684,10 @@
       </w:rPr>
     </w:lvl>
   </w:abstractNum>
-  <w:abstractNum w:abstractNumId="2">
+  <w:abstractNum w:abstractNumId="1" w15:restartNumberingAfterBreak="0">
+    <w:nsid w:val="24B310F5"/>
+    <w:multiLevelType w:val="multilevel"/>
+    <w:tmpl w:val="6D107812"/>
     <w:lvl w:ilvl="0">
       <w:start w:val="1"/>
       <w:numFmt w:val="bullet"/>
@@ -897,7 +797,10 @@
       </w:rPr>
     </w:lvl>
   </w:abstractNum>
-  <w:abstractNum w:abstractNumId="3">
+  <w:abstractNum w:abstractNumId="2" w15:restartNumberingAfterBreak="0">
+    <w:nsid w:val="327D349F"/>
+    <w:multiLevelType w:val="multilevel"/>
+    <w:tmpl w:val="C90ECEF4"/>
     <w:lvl w:ilvl="0">
       <w:start w:val="1"/>
       <w:numFmt w:val="bullet"/>
@@ -1007,7 +910,10 @@
       </w:rPr>
     </w:lvl>
   </w:abstractNum>
-  <w:abstractNum w:abstractNumId="4">
+  <w:abstractNum w:abstractNumId="3" w15:restartNumberingAfterBreak="0">
+    <w:nsid w:val="59500B52"/>
+    <w:multiLevelType w:val="multilevel"/>
+    <w:tmpl w:val="D526A40A"/>
     <w:lvl w:ilvl="0">
       <w:start w:val="1"/>
       <w:numFmt w:val="bullet"/>
@@ -1117,7 +1023,10 @@
       </w:rPr>
     </w:lvl>
   </w:abstractNum>
-  <w:abstractNum w:abstractNumId="5">
+  <w:abstractNum w:abstractNumId="4" w15:restartNumberingAfterBreak="0">
+    <w:nsid w:val="5D09593C"/>
+    <w:multiLevelType w:val="multilevel"/>
+    <w:tmpl w:val="3D1E3ABA"/>
     <w:lvl w:ilvl="0">
       <w:start w:val="1"/>
       <w:numFmt w:val="bullet"/>
@@ -1227,7 +1136,10 @@
       </w:rPr>
     </w:lvl>
   </w:abstractNum>
-  <w:abstractNum w:abstractNumId="6">
+  <w:abstractNum w:abstractNumId="5" w15:restartNumberingAfterBreak="0">
+    <w:nsid w:val="64F307BC"/>
+    <w:multiLevelType w:val="multilevel"/>
+    <w:tmpl w:val="F0884A7E"/>
     <w:lvl w:ilvl="0">
       <w:start w:val="1"/>
       <w:numFmt w:val="bullet"/>
@@ -1337,36 +1249,44 @@
       </w:rPr>
     </w:lvl>
   </w:abstractNum>
-  <w:num w:numId="1">
+  <w:num w:numId="1" w16cid:durableId="971834452">
+    <w:abstractNumId w:val="0"/>
+  </w:num>
+  <w:num w:numId="2" w16cid:durableId="519004785">
     <w:abstractNumId w:val="1"/>
   </w:num>
-  <w:num w:numId="2">
+  <w:num w:numId="3" w16cid:durableId="393965653">
+    <w:abstractNumId w:val="4"/>
+  </w:num>
+  <w:num w:numId="4" w16cid:durableId="362950324">
+    <w:abstractNumId w:val="3"/>
+  </w:num>
+  <w:num w:numId="5" w16cid:durableId="1902401539">
     <w:abstractNumId w:val="2"/>
   </w:num>
-  <w:num w:numId="3">
-    <w:abstractNumId w:val="3"/>
-  </w:num>
-  <w:num w:numId="4">
-    <w:abstractNumId w:val="4"/>
-  </w:num>
-  <w:num w:numId="5">
+  <w:num w:numId="6" w16cid:durableId="444931018">
     <w:abstractNumId w:val="5"/>
-  </w:num>
-  <w:num w:numId="6">
-    <w:abstractNumId w:val="6"/>
   </w:num>
 </w:numbering>
 </file>
 
+<file path=word/people.xml><?xml version="1.0" encoding="utf-8"?>
+<w15:people xmlns:wpc="http://schemas.microsoft.com/office/word/2010/wordprocessingCanvas" xmlns:cx="http://schemas.microsoft.com/office/drawing/2014/chartex" xmlns:cx1="http://schemas.microsoft.com/office/drawing/2015/9/8/chartex" xmlns:cx2="http://schemas.microsoft.com/office/drawing/2015/10/21/chartex" xmlns:cx3="http://schemas.microsoft.com/office/drawing/2016/5/9/chartex" xmlns:cx4="http://schemas.microsoft.com/office/drawing/2016/5/10/chartex" xmlns:cx5="http://schemas.microsoft.com/office/drawing/2016/5/11/chartex" xmlns:cx6="http://schemas.microsoft.com/office/drawing/2016/5/12/chartex" xmlns:cx7="http://schemas.microsoft.com/office/drawing/2016/5/13/chartex" xmlns:cx8="http://schemas.microsoft.com/office/drawing/2016/5/14/chartex" xmlns:mc="http://schemas.openxmlformats.org/markup-compatibility/2006" xmlns:aink="http://schemas.microsoft.com/office/drawing/2016/ink" xmlns:am3d="http://schemas.microsoft.com/office/drawing/2017/model3d" xmlns:o="urn:schemas-microsoft-com:office:office" xmlns:oel="http://schemas.microsoft.com/office/2019/extlst" xmlns:r="http://schemas.openxmlformats.org/officeDocument/2006/relationships" xmlns:m="http://schemas.openxmlformats.org/officeDocument/2006/math" xmlns:v="urn:schemas-microsoft-com:vml" xmlns:wp14="http://schemas.microsoft.com/office/word/2010/wordprocessingDrawing" xmlns:wp="http://schemas.openxmlformats.org/drawingml/2006/wordprocessingDrawing" xmlns:w10="urn:schemas-microsoft-com:office:word" xmlns:w="http://schemas.openxmlformats.org/wordprocessingml/2006/main" xmlns:w14="http://schemas.microsoft.com/office/word/2010/wordml" xmlns:w15="http://schemas.microsoft.com/office/word/2012/wordml" xmlns:w16cex="http://schemas.microsoft.com/office/word/2018/wordml/cex" xmlns:w16cid="http://schemas.microsoft.com/office/word/2016/wordml/cid" xmlns:w16="http://schemas.microsoft.com/office/word/2018/wordml" xmlns:w16du="http://schemas.microsoft.com/office/word/2023/wordml/word16du" xmlns:w16sdtdh="http://schemas.microsoft.com/office/word/2020/wordml/sdtdatahash" xmlns:w16sdtfl="http://schemas.microsoft.com/office/word/2024/wordml/sdtformatlock" xmlns:w16se="http://schemas.microsoft.com/office/word/2015/wordml/symex" xmlns:wpg="http://schemas.microsoft.com/office/word/2010/wordprocessingGroup" xmlns:wpi="http://schemas.microsoft.com/office/word/2010/wordprocessingInk" xmlns:wne="http://schemas.microsoft.com/office/word/2006/wordml" xmlns:wps="http://schemas.microsoft.com/office/word/2010/wordprocessingShape" mc:Ignorable="w14 w15 w16se w16cid w16 w16cex w16sdtdh w16sdtfl w16du wp14">
+  <w15:person w15:author="Sebastián Matías Muñoz Tapia">
+    <w15:presenceInfo w15:providerId="AD" w15:userId="S::semunoz@uahurtado.cl::f9558a7c-029f-4590-8bed-1a69c1229203"/>
+  </w15:person>
+</w15:people>
+</file>
+
 <file path=word/styles.xml><?xml version="1.0" encoding="utf-8"?>
-<w:styles xmlns:mc="http://schemas.openxmlformats.org/markup-compatibility/2006" xmlns:o="urn:schemas-microsoft-com:office:office" xmlns:r="http://schemas.openxmlformats.org/officeDocument/2006/relationships" xmlns:m="http://schemas.openxmlformats.org/officeDocument/2006/math" xmlns:v="urn:schemas-microsoft-com:vml" xmlns:wp="http://schemas.openxmlformats.org/drawingml/2006/wordprocessingDrawing" xmlns:w10="urn:schemas-microsoft-com:office:word" xmlns:w="http://schemas.openxmlformats.org/wordprocessingml/2006/main" xmlns:wne="http://schemas.microsoft.com/office/word/2006/wordml" xmlns:sl="http://schemas.openxmlformats.org/schemaLibrary/2006/main" xmlns:a="http://schemas.openxmlformats.org/drawingml/2006/main" xmlns:pic="http://schemas.openxmlformats.org/drawingml/2006/picture" xmlns:c="http://schemas.openxmlformats.org/drawingml/2006/chart" xmlns:lc="http://schemas.openxmlformats.org/drawingml/2006/lockedCanvas" xmlns:dgm="http://schemas.openxmlformats.org/drawingml/2006/diagram" xmlns:wps="http://schemas.microsoft.com/office/word/2010/wordprocessingShape" xmlns:wpg="http://schemas.microsoft.com/office/word/2010/wordprocessingGroup" xmlns:w14="http://schemas.microsoft.com/office/word/2010/wordml" xmlns:w15="http://schemas.microsoft.com/office/word/2012/wordml" xmlns:w16="http://schemas.microsoft.com/office/word/2018/wordml" xmlns:w16cex="http://schemas.microsoft.com/office/word/2018/wordml/cex" xmlns:w16cid="http://schemas.microsoft.com/office/word/2016/wordml/cid" xmlns="http://schemas.microsoft.com/office/tasks/2019/documenttasks" xmlns:cr="http://schemas.microsoft.com/office/comments/2020/reactions">
+<w:styles xmlns:mc="http://schemas.openxmlformats.org/markup-compatibility/2006" xmlns:r="http://schemas.openxmlformats.org/officeDocument/2006/relationships" xmlns:w="http://schemas.openxmlformats.org/wordprocessingml/2006/main" xmlns:w14="http://schemas.microsoft.com/office/word/2010/wordml" xmlns:w15="http://schemas.microsoft.com/office/word/2012/wordml" xmlns:w16cex="http://schemas.microsoft.com/office/word/2018/wordml/cex" xmlns:w16cid="http://schemas.microsoft.com/office/word/2016/wordml/cid" xmlns:w16="http://schemas.microsoft.com/office/word/2018/wordml" xmlns:w16du="http://schemas.microsoft.com/office/word/2023/wordml/word16du" xmlns:w16sdtdh="http://schemas.microsoft.com/office/word/2020/wordml/sdtdatahash" xmlns:w16sdtfl="http://schemas.microsoft.com/office/word/2024/wordml/sdtformatlock" xmlns:w16se="http://schemas.microsoft.com/office/word/2015/wordml/symex" mc:Ignorable="w14 w15 w16se w16cid w16 w16cex w16sdtdh w16sdtfl w16du">
   <w:docDefaults>
     <w:rPrDefault>
       <w:rPr>
-        <w:rFonts w:ascii="Arial" w:cs="Arial" w:eastAsia="Arial" w:hAnsi="Arial"/>
+        <w:rFonts w:ascii="Arial" w:eastAsia="Arial" w:hAnsi="Arial" w:cs="Arial"/>
         <w:sz w:val="22"/>
         <w:szCs w:val="22"/>
-        <w:lang w:val="es"/>
+        <w:lang w:val="es" w:eastAsia="es-ES" w:bidi="ar-SA"/>
       </w:rPr>
     </w:rPrDefault>
     <w:pPrDefault>
@@ -1375,69 +1295,457 @@
       </w:pPr>
     </w:pPrDefault>
   </w:docDefaults>
-  <w:style w:type="paragraph" w:styleId="Normal" w:default="1">
-    <w:name w:val="normal"/>
+  <w:latentStyles w:defLockedState="0" w:defUIPriority="99" w:defSemiHidden="0" w:defUnhideWhenUsed="0" w:defQFormat="0" w:count="376">
+    <w:lsdException w:name="Normal" w:uiPriority="0" w:qFormat="1"/>
+    <w:lsdException w:name="heading 1" w:uiPriority="9" w:qFormat="1"/>
+    <w:lsdException w:name="heading 2" w:semiHidden="1" w:uiPriority="9" w:unhideWhenUsed="1" w:qFormat="1"/>
+    <w:lsdException w:name="heading 3" w:semiHidden="1" w:uiPriority="9" w:unhideWhenUsed="1" w:qFormat="1"/>
+    <w:lsdException w:name="heading 4" w:semiHidden="1" w:uiPriority="9" w:unhideWhenUsed="1" w:qFormat="1"/>
+    <w:lsdException w:name="heading 5" w:semiHidden="1" w:uiPriority="9" w:unhideWhenUsed="1" w:qFormat="1"/>
+    <w:lsdException w:name="heading 6" w:semiHidden="1" w:uiPriority="9" w:unhideWhenUsed="1" w:qFormat="1"/>
+    <w:lsdException w:name="heading 7" w:semiHidden="1" w:uiPriority="9" w:unhideWhenUsed="1" w:qFormat="1"/>
+    <w:lsdException w:name="heading 8" w:semiHidden="1" w:uiPriority="9" w:unhideWhenUsed="1" w:qFormat="1"/>
+    <w:lsdException w:name="heading 9" w:semiHidden="1" w:uiPriority="9" w:unhideWhenUsed="1" w:qFormat="1"/>
+    <w:lsdException w:name="index 1" w:semiHidden="1" w:unhideWhenUsed="1"/>
+    <w:lsdException w:name="index 2" w:semiHidden="1" w:unhideWhenUsed="1"/>
+    <w:lsdException w:name="index 3" w:semiHidden="1" w:unhideWhenUsed="1"/>
+    <w:lsdException w:name="index 4" w:semiHidden="1" w:unhideWhenUsed="1"/>
+    <w:lsdException w:name="index 5" w:semiHidden="1" w:unhideWhenUsed="1"/>
+    <w:lsdException w:name="index 6" w:semiHidden="1" w:unhideWhenUsed="1"/>
+    <w:lsdException w:name="index 7" w:semiHidden="1" w:unhideWhenUsed="1"/>
+    <w:lsdException w:name="index 8" w:semiHidden="1" w:unhideWhenUsed="1"/>
+    <w:lsdException w:name="index 9" w:semiHidden="1" w:unhideWhenUsed="1"/>
+    <w:lsdException w:name="toc 1" w:semiHidden="1" w:uiPriority="39" w:unhideWhenUsed="1"/>
+    <w:lsdException w:name="toc 2" w:semiHidden="1" w:uiPriority="39" w:unhideWhenUsed="1"/>
+    <w:lsdException w:name="toc 3" w:semiHidden="1" w:uiPriority="39" w:unhideWhenUsed="1"/>
+    <w:lsdException w:name="toc 4" w:semiHidden="1" w:uiPriority="39" w:unhideWhenUsed="1"/>
+    <w:lsdException w:name="toc 5" w:semiHidden="1" w:uiPriority="39" w:unhideWhenUsed="1"/>
+    <w:lsdException w:name="toc 6" w:semiHidden="1" w:uiPriority="39" w:unhideWhenUsed="1"/>
+    <w:lsdException w:name="toc 7" w:semiHidden="1" w:uiPriority="39" w:unhideWhenUsed="1"/>
+    <w:lsdException w:name="toc 8" w:semiHidden="1" w:uiPriority="39" w:unhideWhenUsed="1"/>
+    <w:lsdException w:name="toc 9" w:semiHidden="1" w:uiPriority="39" w:unhideWhenUsed="1"/>
+    <w:lsdException w:name="Normal Indent" w:semiHidden="1" w:unhideWhenUsed="1"/>
+    <w:lsdException w:name="footnote text" w:semiHidden="1" w:unhideWhenUsed="1"/>
+    <w:lsdException w:name="annotation text" w:semiHidden="1" w:unhideWhenUsed="1"/>
+    <w:lsdException w:name="header" w:semiHidden="1" w:unhideWhenUsed="1"/>
+    <w:lsdException w:name="footer" w:semiHidden="1" w:unhideWhenUsed="1"/>
+    <w:lsdException w:name="index heading" w:semiHidden="1" w:unhideWhenUsed="1"/>
+    <w:lsdException w:name="caption" w:semiHidden="1" w:uiPriority="35" w:unhideWhenUsed="1" w:qFormat="1"/>
+    <w:lsdException w:name="table of figures" w:semiHidden="1" w:unhideWhenUsed="1"/>
+    <w:lsdException w:name="envelope address" w:semiHidden="1" w:unhideWhenUsed="1"/>
+    <w:lsdException w:name="envelope return" w:semiHidden="1" w:unhideWhenUsed="1"/>
+    <w:lsdException w:name="footnote reference" w:semiHidden="1" w:unhideWhenUsed="1"/>
+    <w:lsdException w:name="annotation reference" w:semiHidden="1" w:unhideWhenUsed="1"/>
+    <w:lsdException w:name="line number" w:semiHidden="1" w:unhideWhenUsed="1"/>
+    <w:lsdException w:name="page number" w:semiHidden="1" w:unhideWhenUsed="1"/>
+    <w:lsdException w:name="endnote reference" w:semiHidden="1" w:unhideWhenUsed="1"/>
+    <w:lsdException w:name="endnote text" w:semiHidden="1" w:unhideWhenUsed="1"/>
+    <w:lsdException w:name="table of authorities" w:semiHidden="1" w:unhideWhenUsed="1"/>
+    <w:lsdException w:name="macro" w:semiHidden="1" w:unhideWhenUsed="1"/>
+    <w:lsdException w:name="toa heading" w:semiHidden="1" w:unhideWhenUsed="1"/>
+    <w:lsdException w:name="List" w:semiHidden="1" w:unhideWhenUsed="1"/>
+    <w:lsdException w:name="List Bullet" w:semiHidden="1" w:unhideWhenUsed="1"/>
+    <w:lsdException w:name="List Number" w:semiHidden="1" w:unhideWhenUsed="1"/>
+    <w:lsdException w:name="List 2" w:semiHidden="1" w:unhideWhenUsed="1"/>
+    <w:lsdException w:name="List 3" w:semiHidden="1" w:unhideWhenUsed="1"/>
+    <w:lsdException w:name="List 4" w:semiHidden="1" w:unhideWhenUsed="1"/>
+    <w:lsdException w:name="List 5" w:semiHidden="1" w:unhideWhenUsed="1"/>
+    <w:lsdException w:name="List Bullet 2" w:semiHidden="1" w:unhideWhenUsed="1"/>
+    <w:lsdException w:name="List Bullet 3" w:semiHidden="1" w:unhideWhenUsed="1"/>
+    <w:lsdException w:name="List Bullet 4" w:semiHidden="1" w:unhideWhenUsed="1"/>
+    <w:lsdException w:name="List Bullet 5" w:semiHidden="1" w:unhideWhenUsed="1"/>
+    <w:lsdException w:name="List Number 2" w:semiHidden="1" w:unhideWhenUsed="1"/>
+    <w:lsdException w:name="List Number 3" w:semiHidden="1" w:unhideWhenUsed="1"/>
+    <w:lsdException w:name="List Number 4" w:semiHidden="1" w:unhideWhenUsed="1"/>
+    <w:lsdException w:name="List Number 5" w:semiHidden="1" w:unhideWhenUsed="1"/>
+    <w:lsdException w:name="Title" w:uiPriority="10" w:qFormat="1"/>
+    <w:lsdException w:name="Closing" w:semiHidden="1" w:unhideWhenUsed="1"/>
+    <w:lsdException w:name="Signature" w:semiHidden="1" w:unhideWhenUsed="1"/>
+    <w:lsdException w:name="Default Paragraph Font" w:semiHidden="1" w:uiPriority="1" w:unhideWhenUsed="1"/>
+    <w:lsdException w:name="Body Text" w:semiHidden="1" w:unhideWhenUsed="1"/>
+    <w:lsdException w:name="Body Text Indent" w:semiHidden="1" w:unhideWhenUsed="1"/>
+    <w:lsdException w:name="List Continue" w:semiHidden="1" w:unhideWhenUsed="1"/>
+    <w:lsdException w:name="List Continue 2" w:semiHidden="1" w:unhideWhenUsed="1"/>
+    <w:lsdException w:name="List Continue 3" w:semiHidden="1" w:unhideWhenUsed="1"/>
+    <w:lsdException w:name="List Continue 4" w:semiHidden="1" w:unhideWhenUsed="1"/>
+    <w:lsdException w:name="List Continue 5" w:semiHidden="1" w:unhideWhenUsed="1"/>
+    <w:lsdException w:name="Message Header" w:semiHidden="1" w:unhideWhenUsed="1"/>
+    <w:lsdException w:name="Subtitle" w:uiPriority="11" w:qFormat="1"/>
+    <w:lsdException w:name="Salutation" w:semiHidden="1" w:unhideWhenUsed="1"/>
+    <w:lsdException w:name="Date" w:semiHidden="1" w:unhideWhenUsed="1"/>
+    <w:lsdException w:name="Body Text First Indent" w:semiHidden="1" w:unhideWhenUsed="1"/>
+    <w:lsdException w:name="Body Text First Indent 2" w:semiHidden="1" w:unhideWhenUsed="1"/>
+    <w:lsdException w:name="Note Heading" w:semiHidden="1" w:unhideWhenUsed="1"/>
+    <w:lsdException w:name="Body Text 2" w:semiHidden="1" w:unhideWhenUsed="1"/>
+    <w:lsdException w:name="Body Text 3" w:semiHidden="1" w:unhideWhenUsed="1"/>
+    <w:lsdException w:name="Body Text Indent 2" w:semiHidden="1" w:unhideWhenUsed="1"/>
+    <w:lsdException w:name="Body Text Indent 3" w:semiHidden="1" w:unhideWhenUsed="1"/>
+    <w:lsdException w:name="Block Text" w:semiHidden="1" w:unhideWhenUsed="1"/>
+    <w:lsdException w:name="Hyperlink" w:semiHidden="1" w:unhideWhenUsed="1"/>
+    <w:lsdException w:name="FollowedHyperlink" w:semiHidden="1" w:unhideWhenUsed="1"/>
+    <w:lsdException w:name="Strong" w:uiPriority="22" w:qFormat="1"/>
+    <w:lsdException w:name="Emphasis" w:uiPriority="20" w:qFormat="1"/>
+    <w:lsdException w:name="Document Map" w:semiHidden="1" w:unhideWhenUsed="1"/>
+    <w:lsdException w:name="Plain Text" w:semiHidden="1" w:unhideWhenUsed="1"/>
+    <w:lsdException w:name="E-mail Signature" w:semiHidden="1" w:unhideWhenUsed="1"/>
+    <w:lsdException w:name="HTML Top of Form" w:semiHidden="1" w:unhideWhenUsed="1"/>
+    <w:lsdException w:name="HTML Bottom of Form" w:semiHidden="1" w:unhideWhenUsed="1"/>
+    <w:lsdException w:name="Normal (Web)" w:semiHidden="1" w:unhideWhenUsed="1"/>
+    <w:lsdException w:name="HTML Acronym" w:semiHidden="1" w:unhideWhenUsed="1"/>
+    <w:lsdException w:name="HTML Address" w:semiHidden="1" w:unhideWhenUsed="1"/>
+    <w:lsdException w:name="HTML Cite" w:semiHidden="1" w:unhideWhenUsed="1"/>
+    <w:lsdException w:name="HTML Code" w:semiHidden="1" w:unhideWhenUsed="1"/>
+    <w:lsdException w:name="HTML Definition" w:semiHidden="1" w:unhideWhenUsed="1"/>
+    <w:lsdException w:name="HTML Keyboard" w:semiHidden="1" w:unhideWhenUsed="1"/>
+    <w:lsdException w:name="HTML Preformatted" w:semiHidden="1" w:unhideWhenUsed="1"/>
+    <w:lsdException w:name="HTML Sample" w:semiHidden="1" w:unhideWhenUsed="1"/>
+    <w:lsdException w:name="HTML Typewriter" w:semiHidden="1" w:unhideWhenUsed="1"/>
+    <w:lsdException w:name="HTML Variable" w:semiHidden="1" w:unhideWhenUsed="1"/>
+    <w:lsdException w:name="Normal Table" w:semiHidden="1" w:unhideWhenUsed="1"/>
+    <w:lsdException w:name="annotation subject" w:semiHidden="1" w:unhideWhenUsed="1"/>
+    <w:lsdException w:name="No List" w:semiHidden="1" w:unhideWhenUsed="1"/>
+    <w:lsdException w:name="Outline List 1" w:semiHidden="1" w:unhideWhenUsed="1"/>
+    <w:lsdException w:name="Outline List 2" w:semiHidden="1" w:unhideWhenUsed="1"/>
+    <w:lsdException w:name="Outline List 3" w:semiHidden="1" w:unhideWhenUsed="1"/>
+    <w:lsdException w:name="Table Simple 1" w:semiHidden="1" w:unhideWhenUsed="1"/>
+    <w:lsdException w:name="Table Simple 2" w:semiHidden="1" w:unhideWhenUsed="1"/>
+    <w:lsdException w:name="Table Simple 3" w:semiHidden="1" w:unhideWhenUsed="1"/>
+    <w:lsdException w:name="Table Classic 1" w:semiHidden="1" w:unhideWhenUsed="1"/>
+    <w:lsdException w:name="Table Classic 2" w:semiHidden="1" w:unhideWhenUsed="1"/>
+    <w:lsdException w:name="Table Classic 3" w:semiHidden="1" w:unhideWhenUsed="1"/>
+    <w:lsdException w:name="Table Classic 4" w:semiHidden="1" w:unhideWhenUsed="1"/>
+    <w:lsdException w:name="Table Colorful 1" w:semiHidden="1" w:unhideWhenUsed="1"/>
+    <w:lsdException w:name="Table Colorful 2" w:semiHidden="1" w:unhideWhenUsed="1"/>
+    <w:lsdException w:name="Table Colorful 3" w:semiHidden="1" w:unhideWhenUsed="1"/>
+    <w:lsdException w:name="Table Columns 1" w:semiHidden="1" w:unhideWhenUsed="1"/>
+    <w:lsdException w:name="Table Columns 2" w:semiHidden="1" w:unhideWhenUsed="1"/>
+    <w:lsdException w:name="Table Columns 3" w:semiHidden="1" w:unhideWhenUsed="1"/>
+    <w:lsdException w:name="Table Columns 4" w:semiHidden="1" w:unhideWhenUsed="1"/>
+    <w:lsdException w:name="Table Columns 5" w:semiHidden="1" w:unhideWhenUsed="1"/>
+    <w:lsdException w:name="Table Grid 1" w:semiHidden="1" w:unhideWhenUsed="1"/>
+    <w:lsdException w:name="Table Grid 2" w:semiHidden="1" w:unhideWhenUsed="1"/>
+    <w:lsdException w:name="Table Grid 3" w:semiHidden="1" w:unhideWhenUsed="1"/>
+    <w:lsdException w:name="Table Grid 4" w:semiHidden="1" w:unhideWhenUsed="1"/>
+    <w:lsdException w:name="Table Grid 5" w:semiHidden="1" w:unhideWhenUsed="1"/>
+    <w:lsdException w:name="Table Grid 6" w:semiHidden="1" w:unhideWhenUsed="1"/>
+    <w:lsdException w:name="Table Grid 7" w:semiHidden="1" w:unhideWhenUsed="1"/>
+    <w:lsdException w:name="Table Grid 8" w:semiHidden="1" w:unhideWhenUsed="1"/>
+    <w:lsdException w:name="Table List 1" w:semiHidden="1" w:unhideWhenUsed="1"/>
+    <w:lsdException w:name="Table List 2" w:semiHidden="1" w:unhideWhenUsed="1"/>
+    <w:lsdException w:name="Table List 3" w:semiHidden="1" w:unhideWhenUsed="1"/>
+    <w:lsdException w:name="Table List 4" w:semiHidden="1" w:unhideWhenUsed="1"/>
+    <w:lsdException w:name="Table List 5" w:semiHidden="1" w:unhideWhenUsed="1"/>
+    <w:lsdException w:name="Table List 6" w:semiHidden="1" w:unhideWhenUsed="1"/>
+    <w:lsdException w:name="Table List 7" w:semiHidden="1" w:unhideWhenUsed="1"/>
+    <w:lsdException w:name="Table List 8" w:semiHidden="1" w:unhideWhenUsed="1"/>
+    <w:lsdException w:name="Table 3D effects 1" w:semiHidden="1" w:unhideWhenUsed="1"/>
+    <w:lsdException w:name="Table 3D effects 2" w:semiHidden="1" w:unhideWhenUsed="1"/>
+    <w:lsdException w:name="Table 3D effects 3" w:semiHidden="1" w:unhideWhenUsed="1"/>
+    <w:lsdException w:name="Table Contemporary" w:semiHidden="1" w:unhideWhenUsed="1"/>
+    <w:lsdException w:name="Table Elegant" w:semiHidden="1" w:unhideWhenUsed="1"/>
+    <w:lsdException w:name="Table Professional" w:semiHidden="1" w:unhideWhenUsed="1"/>
+    <w:lsdException w:name="Table Subtle 1" w:semiHidden="1" w:unhideWhenUsed="1"/>
+    <w:lsdException w:name="Table Subtle 2" w:semiHidden="1" w:unhideWhenUsed="1"/>
+    <w:lsdException w:name="Table Web 1" w:semiHidden="1" w:unhideWhenUsed="1"/>
+    <w:lsdException w:name="Table Web 2" w:semiHidden="1" w:unhideWhenUsed="1"/>
+    <w:lsdException w:name="Table Web 3" w:semiHidden="1" w:unhideWhenUsed="1"/>
+    <w:lsdException w:name="Balloon Text" w:semiHidden="1" w:unhideWhenUsed="1"/>
+    <w:lsdException w:name="Table Grid" w:uiPriority="39"/>
+    <w:lsdException w:name="Table Theme" w:semiHidden="1" w:unhideWhenUsed="1"/>
+    <w:lsdException w:name="Placeholder Text" w:semiHidden="1"/>
+    <w:lsdException w:name="No Spacing" w:uiPriority="1" w:qFormat="1"/>
+    <w:lsdException w:name="Light Shading" w:uiPriority="60"/>
+    <w:lsdException w:name="Light List" w:uiPriority="61"/>
+    <w:lsdException w:name="Light Grid" w:uiPriority="62"/>
+    <w:lsdException w:name="Medium Shading 1" w:uiPriority="63"/>
+    <w:lsdException w:name="Medium Shading 2" w:uiPriority="64"/>
+    <w:lsdException w:name="Medium List 1" w:uiPriority="65"/>
+    <w:lsdException w:name="Medium List 2" w:uiPriority="66"/>
+    <w:lsdException w:name="Medium Grid 1" w:uiPriority="67"/>
+    <w:lsdException w:name="Medium Grid 2" w:uiPriority="68"/>
+    <w:lsdException w:name="Medium Grid 3" w:uiPriority="69"/>
+    <w:lsdException w:name="Dark List" w:uiPriority="70"/>
+    <w:lsdException w:name="Colorful Shading" w:uiPriority="71"/>
+    <w:lsdException w:name="Colorful List" w:uiPriority="72"/>
+    <w:lsdException w:name="Colorful Grid" w:uiPriority="73"/>
+    <w:lsdException w:name="Light Shading Accent 1" w:uiPriority="60"/>
+    <w:lsdException w:name="Light List Accent 1" w:uiPriority="61"/>
+    <w:lsdException w:name="Light Grid Accent 1" w:uiPriority="62"/>
+    <w:lsdException w:name="Medium Shading 1 Accent 1" w:uiPriority="63"/>
+    <w:lsdException w:name="Medium Shading 2 Accent 1" w:uiPriority="64"/>
+    <w:lsdException w:name="Medium List 1 Accent 1" w:uiPriority="65"/>
+    <w:lsdException w:name="Revision" w:semiHidden="1"/>
+    <w:lsdException w:name="List Paragraph" w:uiPriority="34" w:qFormat="1"/>
+    <w:lsdException w:name="Quote" w:uiPriority="29" w:qFormat="1"/>
+    <w:lsdException w:name="Intense Quote" w:uiPriority="30" w:qFormat="1"/>
+    <w:lsdException w:name="Medium List 2 Accent 1" w:uiPriority="66"/>
+    <w:lsdException w:name="Medium Grid 1 Accent 1" w:uiPriority="67"/>
+    <w:lsdException w:name="Medium Grid 2 Accent 1" w:uiPriority="68"/>
+    <w:lsdException w:name="Medium Grid 3 Accent 1" w:uiPriority="69"/>
+    <w:lsdException w:name="Dark List Accent 1" w:uiPriority="70"/>
+    <w:lsdException w:name="Colorful Shading Accent 1" w:uiPriority="71"/>
+    <w:lsdException w:name="Colorful List Accent 1" w:uiPriority="72"/>
+    <w:lsdException w:name="Colorful Grid Accent 1" w:uiPriority="73"/>
+    <w:lsdException w:name="Light Shading Accent 2" w:uiPriority="60"/>
+    <w:lsdException w:name="Light List Accent 2" w:uiPriority="61"/>
+    <w:lsdException w:name="Light Grid Accent 2" w:uiPriority="62"/>
+    <w:lsdException w:name="Medium Shading 1 Accent 2" w:uiPriority="63"/>
+    <w:lsdException w:name="Medium Shading 2 Accent 2" w:uiPriority="64"/>
+    <w:lsdException w:name="Medium List 1 Accent 2" w:uiPriority="65"/>
+    <w:lsdException w:name="Medium List 2 Accent 2" w:uiPriority="66"/>
+    <w:lsdException w:name="Medium Grid 1 Accent 2" w:uiPriority="67"/>
+    <w:lsdException w:name="Medium Grid 2 Accent 2" w:uiPriority="68"/>
+    <w:lsdException w:name="Medium Grid 3 Accent 2" w:uiPriority="69"/>
+    <w:lsdException w:name="Dark List Accent 2" w:uiPriority="70"/>
+    <w:lsdException w:name="Colorful Shading Accent 2" w:uiPriority="71"/>
+    <w:lsdException w:name="Colorful List Accent 2" w:uiPriority="72"/>
+    <w:lsdException w:name="Colorful Grid Accent 2" w:uiPriority="73"/>
+    <w:lsdException w:name="Light Shading Accent 3" w:uiPriority="60"/>
+    <w:lsdException w:name="Light List Accent 3" w:uiPriority="61"/>
+    <w:lsdException w:name="Light Grid Accent 3" w:uiPriority="62"/>
+    <w:lsdException w:name="Medium Shading 1 Accent 3" w:uiPriority="63"/>
+    <w:lsdException w:name="Medium Shading 2 Accent 3" w:uiPriority="64"/>
+    <w:lsdException w:name="Medium List 1 Accent 3" w:uiPriority="65"/>
+    <w:lsdException w:name="Medium List 2 Accent 3" w:uiPriority="66"/>
+    <w:lsdException w:name="Medium Grid 1 Accent 3" w:uiPriority="67"/>
+    <w:lsdException w:name="Medium Grid 2 Accent 3" w:uiPriority="68"/>
+    <w:lsdException w:name="Medium Grid 3 Accent 3" w:uiPriority="69"/>
+    <w:lsdException w:name="Dark List Accent 3" w:uiPriority="70"/>
+    <w:lsdException w:name="Colorful Shading Accent 3" w:uiPriority="71"/>
+    <w:lsdException w:name="Colorful List Accent 3" w:uiPriority="72"/>
+    <w:lsdException w:name="Colorful Grid Accent 3" w:uiPriority="73"/>
+    <w:lsdException w:name="Light Shading Accent 4" w:uiPriority="60"/>
+    <w:lsdException w:name="Light List Accent 4" w:uiPriority="61"/>
+    <w:lsdException w:name="Light Grid Accent 4" w:uiPriority="62"/>
+    <w:lsdException w:name="Medium Shading 1 Accent 4" w:uiPriority="63"/>
+    <w:lsdException w:name="Medium Shading 2 Accent 4" w:uiPriority="64"/>
+    <w:lsdException w:name="Medium List 1 Accent 4" w:uiPriority="65"/>
+    <w:lsdException w:name="Medium List 2 Accent 4" w:uiPriority="66"/>
+    <w:lsdException w:name="Medium Grid 1 Accent 4" w:uiPriority="67"/>
+    <w:lsdException w:name="Medium Grid 2 Accent 4" w:uiPriority="68"/>
+    <w:lsdException w:name="Medium Grid 3 Accent 4" w:uiPriority="69"/>
+    <w:lsdException w:name="Dark List Accent 4" w:uiPriority="70"/>
+    <w:lsdException w:name="Colorful Shading Accent 4" w:uiPriority="71"/>
+    <w:lsdException w:name="Colorful List Accent 4" w:uiPriority="72"/>
+    <w:lsdException w:name="Colorful Grid Accent 4" w:uiPriority="73"/>
+    <w:lsdException w:name="Light Shading Accent 5" w:uiPriority="60"/>
+    <w:lsdException w:name="Light List Accent 5" w:uiPriority="61"/>
+    <w:lsdException w:name="Light Grid Accent 5" w:uiPriority="62"/>
+    <w:lsdException w:name="Medium Shading 1 Accent 5" w:uiPriority="63"/>
+    <w:lsdException w:name="Medium Shading 2 Accent 5" w:uiPriority="64"/>
+    <w:lsdException w:name="Medium List 1 Accent 5" w:uiPriority="65"/>
+    <w:lsdException w:name="Medium List 2 Accent 5" w:uiPriority="66"/>
+    <w:lsdException w:name="Medium Grid 1 Accent 5" w:uiPriority="67"/>
+    <w:lsdException w:name="Medium Grid 2 Accent 5" w:uiPriority="68"/>
+    <w:lsdException w:name="Medium Grid 3 Accent 5" w:uiPriority="69"/>
+    <w:lsdException w:name="Dark List Accent 5" w:uiPriority="70"/>
+    <w:lsdException w:name="Colorful Shading Accent 5" w:uiPriority="71"/>
+    <w:lsdException w:name="Colorful List Accent 5" w:uiPriority="72"/>
+    <w:lsdException w:name="Colorful Grid Accent 5" w:uiPriority="73"/>
+    <w:lsdException w:name="Light Shading Accent 6" w:uiPriority="60"/>
+    <w:lsdException w:name="Light List Accent 6" w:uiPriority="61"/>
+    <w:lsdException w:name="Light Grid Accent 6" w:uiPriority="62"/>
+    <w:lsdException w:name="Medium Shading 1 Accent 6" w:uiPriority="63"/>
+    <w:lsdException w:name="Medium Shading 2 Accent 6" w:uiPriority="64"/>
+    <w:lsdException w:name="Medium List 1 Accent 6" w:uiPriority="65"/>
+    <w:lsdException w:name="Medium List 2 Accent 6" w:uiPriority="66"/>
+    <w:lsdException w:name="Medium Grid 1 Accent 6" w:uiPriority="67"/>
+    <w:lsdException w:name="Medium Grid 2 Accent 6" w:uiPriority="68"/>
+    <w:lsdException w:name="Medium Grid 3 Accent 6" w:uiPriority="69"/>
+    <w:lsdException w:name="Dark List Accent 6" w:uiPriority="70"/>
+    <w:lsdException w:name="Colorful Shading Accent 6" w:uiPriority="71"/>
+    <w:lsdException w:name="Colorful List Accent 6" w:uiPriority="72"/>
+    <w:lsdException w:name="Colorful Grid Accent 6" w:uiPriority="73"/>
+    <w:lsdException w:name="Subtle Emphasis" w:uiPriority="19" w:qFormat="1"/>
+    <w:lsdException w:name="Intense Emphasis" w:uiPriority="21" w:qFormat="1"/>
+    <w:lsdException w:name="Subtle Reference" w:uiPriority="31" w:qFormat="1"/>
+    <w:lsdException w:name="Intense Reference" w:uiPriority="32" w:qFormat="1"/>
+    <w:lsdException w:name="Book Title" w:uiPriority="33" w:qFormat="1"/>
+    <w:lsdException w:name="Bibliography" w:semiHidden="1" w:uiPriority="37" w:unhideWhenUsed="1"/>
+    <w:lsdException w:name="TOC Heading" w:semiHidden="1" w:uiPriority="39" w:unhideWhenUsed="1" w:qFormat="1"/>
+    <w:lsdException w:name="Plain Table 1" w:uiPriority="41"/>
+    <w:lsdException w:name="Plain Table 2" w:uiPriority="42"/>
+    <w:lsdException w:name="Plain Table 3" w:uiPriority="43"/>
+    <w:lsdException w:name="Plain Table 4" w:uiPriority="44"/>
+    <w:lsdException w:name="Plain Table 5" w:uiPriority="45"/>
+    <w:lsdException w:name="Grid Table Light" w:uiPriority="40"/>
+    <w:lsdException w:name="Grid Table 1 Light" w:uiPriority="46"/>
+    <w:lsdException w:name="Grid Table 2" w:uiPriority="47"/>
+    <w:lsdException w:name="Grid Table 3" w:uiPriority="48"/>
+    <w:lsdException w:name="Grid Table 4" w:uiPriority="49"/>
+    <w:lsdException w:name="Grid Table 5 Dark" w:uiPriority="50"/>
+    <w:lsdException w:name="Grid Table 6 Colorful" w:uiPriority="51"/>
+    <w:lsdException w:name="Grid Table 7 Colorful" w:uiPriority="52"/>
+    <w:lsdException w:name="Grid Table 1 Light Accent 1" w:uiPriority="46"/>
+    <w:lsdException w:name="Grid Table 2 Accent 1" w:uiPriority="47"/>
+    <w:lsdException w:name="Grid Table 3 Accent 1" w:uiPriority="48"/>
+    <w:lsdException w:name="Grid Table 4 Accent 1" w:uiPriority="49"/>
+    <w:lsdException w:name="Grid Table 5 Dark Accent 1" w:uiPriority="50"/>
+    <w:lsdException w:name="Grid Table 6 Colorful Accent 1" w:uiPriority="51"/>
+    <w:lsdException w:name="Grid Table 7 Colorful Accent 1" w:uiPriority="52"/>
+    <w:lsdException w:name="Grid Table 1 Light Accent 2" w:uiPriority="46"/>
+    <w:lsdException w:name="Grid Table 2 Accent 2" w:uiPriority="47"/>
+    <w:lsdException w:name="Grid Table 3 Accent 2" w:uiPriority="48"/>
+    <w:lsdException w:name="Grid Table 4 Accent 2" w:uiPriority="49"/>
+    <w:lsdException w:name="Grid Table 5 Dark Accent 2" w:uiPriority="50"/>
+    <w:lsdException w:name="Grid Table 6 Colorful Accent 2" w:uiPriority="51"/>
+    <w:lsdException w:name="Grid Table 7 Colorful Accent 2" w:uiPriority="52"/>
+    <w:lsdException w:name="Grid Table 1 Light Accent 3" w:uiPriority="46"/>
+    <w:lsdException w:name="Grid Table 2 Accent 3" w:uiPriority="47"/>
+    <w:lsdException w:name="Grid Table 3 Accent 3" w:uiPriority="48"/>
+    <w:lsdException w:name="Grid Table 4 Accent 3" w:uiPriority="49"/>
+    <w:lsdException w:name="Grid Table 5 Dark Accent 3" w:uiPriority="50"/>
+    <w:lsdException w:name="Grid Table 6 Colorful Accent 3" w:uiPriority="51"/>
+    <w:lsdException w:name="Grid Table 7 Colorful Accent 3" w:uiPriority="52"/>
+    <w:lsdException w:name="Grid Table 1 Light Accent 4" w:uiPriority="46"/>
+    <w:lsdException w:name="Grid Table 2 Accent 4" w:uiPriority="47"/>
+    <w:lsdException w:name="Grid Table 3 Accent 4" w:uiPriority="48"/>
+    <w:lsdException w:name="Grid Table 4 Accent 4" w:uiPriority="49"/>
+    <w:lsdException w:name="Grid Table 5 Dark Accent 4" w:uiPriority="50"/>
+    <w:lsdException w:name="Grid Table 6 Colorful Accent 4" w:uiPriority="51"/>
+    <w:lsdException w:name="Grid Table 7 Colorful Accent 4" w:uiPriority="52"/>
+    <w:lsdException w:name="Grid Table 1 Light Accent 5" w:uiPriority="46"/>
+    <w:lsdException w:name="Grid Table 2 Accent 5" w:uiPriority="47"/>
+    <w:lsdException w:name="Grid Table 3 Accent 5" w:uiPriority="48"/>
+    <w:lsdException w:name="Grid Table 4 Accent 5" w:uiPriority="49"/>
+    <w:lsdException w:name="Grid Table 5 Dark Accent 5" w:uiPriority="50"/>
+    <w:lsdException w:name="Grid Table 6 Colorful Accent 5" w:uiPriority="51"/>
+    <w:lsdException w:name="Grid Table 7 Colorful Accent 5" w:uiPriority="52"/>
+    <w:lsdException w:name="Grid Table 1 Light Accent 6" w:uiPriority="46"/>
+    <w:lsdException w:name="Grid Table 2 Accent 6" w:uiPriority="47"/>
+    <w:lsdException w:name="Grid Table 3 Accent 6" w:uiPriority="48"/>
+    <w:lsdException w:name="Grid Table 4 Accent 6" w:uiPriority="49"/>
+    <w:lsdException w:name="Grid Table 5 Dark Accent 6" w:uiPriority="50"/>
+    <w:lsdException w:name="Grid Table 6 Colorful Accent 6" w:uiPriority="51"/>
+    <w:lsdException w:name="Grid Table 7 Colorful Accent 6" w:uiPriority="52"/>
+    <w:lsdException w:name="List Table 1 Light" w:uiPriority="46"/>
+    <w:lsdException w:name="List Table 2" w:uiPriority="47"/>
+    <w:lsdException w:name="List Table 3" w:uiPriority="48"/>
+    <w:lsdException w:name="List Table 4" w:uiPriority="49"/>
+    <w:lsdException w:name="List Table 5 Dark" w:uiPriority="50"/>
+    <w:lsdException w:name="List Table 6 Colorful" w:uiPriority="51"/>
+    <w:lsdException w:name="List Table 7 Colorful" w:uiPriority="52"/>
+    <w:lsdException w:name="List Table 1 Light Accent 1" w:uiPriority="46"/>
+    <w:lsdException w:name="List Table 2 Accent 1" w:uiPriority="47"/>
+    <w:lsdException w:name="List Table 3 Accent 1" w:uiPriority="48"/>
+    <w:lsdException w:name="List Table 4 Accent 1" w:uiPriority="49"/>
+    <w:lsdException w:name="List Table 5 Dark Accent 1" w:uiPriority="50"/>
+    <w:lsdException w:name="List Table 6 Colorful Accent 1" w:uiPriority="51"/>
+    <w:lsdException w:name="List Table 7 Colorful Accent 1" w:uiPriority="52"/>
+    <w:lsdException w:name="List Table 1 Light Accent 2" w:uiPriority="46"/>
+    <w:lsdException w:name="List Table 2 Accent 2" w:uiPriority="47"/>
+    <w:lsdException w:name="List Table 3 Accent 2" w:uiPriority="48"/>
+    <w:lsdException w:name="List Table 4 Accent 2" w:uiPriority="49"/>
+    <w:lsdException w:name="List Table 5 Dark Accent 2" w:uiPriority="50"/>
+    <w:lsdException w:name="List Table 6 Colorful Accent 2" w:uiPriority="51"/>
+    <w:lsdException w:name="List Table 7 Colorful Accent 2" w:uiPriority="52"/>
+    <w:lsdException w:name="List Table 1 Light Accent 3" w:uiPriority="46"/>
+    <w:lsdException w:name="List Table 2 Accent 3" w:uiPriority="47"/>
+    <w:lsdException w:name="List Table 3 Accent 3" w:uiPriority="48"/>
+    <w:lsdException w:name="List Table 4 Accent 3" w:uiPriority="49"/>
+    <w:lsdException w:name="List Table 5 Dark Accent 3" w:uiPriority="50"/>
+    <w:lsdException w:name="List Table 6 Colorful Accent 3" w:uiPriority="51"/>
+    <w:lsdException w:name="List Table 7 Colorful Accent 3" w:uiPriority="52"/>
+    <w:lsdException w:name="List Table 1 Light Accent 4" w:uiPriority="46"/>
+    <w:lsdException w:name="List Table 2 Accent 4" w:uiPriority="47"/>
+    <w:lsdException w:name="List Table 3 Accent 4" w:uiPriority="48"/>
+    <w:lsdException w:name="List Table 4 Accent 4" w:uiPriority="49"/>
+    <w:lsdException w:name="List Table 5 Dark Accent 4" w:uiPriority="50"/>
+    <w:lsdException w:name="List Table 6 Colorful Accent 4" w:uiPriority="51"/>
+    <w:lsdException w:name="List Table 7 Colorful Accent 4" w:uiPriority="52"/>
+    <w:lsdException w:name="List Table 1 Light Accent 5" w:uiPriority="46"/>
+    <w:lsdException w:name="List Table 2 Accent 5" w:uiPriority="47"/>
+    <w:lsdException w:name="List Table 3 Accent 5" w:uiPriority="48"/>
+    <w:lsdException w:name="List Table 4 Accent 5" w:uiPriority="49"/>
+    <w:lsdException w:name="List Table 5 Dark Accent 5" w:uiPriority="50"/>
+    <w:lsdException w:name="List Table 6 Colorful Accent 5" w:uiPriority="51"/>
+    <w:lsdException w:name="List Table 7 Colorful Accent 5" w:uiPriority="52"/>
+    <w:lsdException w:name="List Table 1 Light Accent 6" w:uiPriority="46"/>
+    <w:lsdException w:name="List Table 2 Accent 6" w:uiPriority="47"/>
+    <w:lsdException w:name="List Table 3 Accent 6" w:uiPriority="48"/>
+    <w:lsdException w:name="List Table 4 Accent 6" w:uiPriority="49"/>
+    <w:lsdException w:name="List Table 5 Dark Accent 6" w:uiPriority="50"/>
+    <w:lsdException w:name="List Table 6 Colorful Accent 6" w:uiPriority="51"/>
+    <w:lsdException w:name="List Table 7 Colorful Accent 6" w:uiPriority="52"/>
+    <w:lsdException w:name="Mention" w:semiHidden="1" w:unhideWhenUsed="1"/>
+    <w:lsdException w:name="Smart Hyperlink" w:semiHidden="1" w:unhideWhenUsed="1"/>
+    <w:lsdException w:name="Hashtag" w:semiHidden="1" w:unhideWhenUsed="1"/>
+    <w:lsdException w:name="Unresolved Mention" w:semiHidden="1" w:unhideWhenUsed="1"/>
+    <w:lsdException w:name="Smart Link" w:semiHidden="1" w:unhideWhenUsed="1"/>
+  </w:latentStyles>
+  <w:style w:type="paragraph" w:default="1" w:styleId="Normal">
+    <w:name w:val="Normal"/>
+    <w:qFormat/>
   </w:style>
-  <w:style w:type="table" w:styleId="TableNormal" w:default="1">
-    <w:name w:val="Table Normal"/>
-  </w:style>
-  <w:style w:type="paragraph" w:styleId="Heading1">
+  <w:style w:type="paragraph" w:styleId="Ttulo1">
     <w:name w:val="heading 1"/>
     <w:basedOn w:val="Normal"/>
     <w:next w:val="Normal"/>
+    <w:uiPriority w:val="9"/>
+    <w:qFormat/>
     <w:pPr>
-      <w:keepNext w:val="1"/>
-      <w:keepLines w:val="1"/>
-      <w:pageBreakBefore w:val="0"/>
-      <w:spacing w:after="120" w:before="400" w:lineRule="auto"/>
+      <w:keepNext/>
+      <w:keepLines/>
+      <w:spacing w:before="400" w:after="120"/>
+      <w:outlineLvl w:val="0"/>
     </w:pPr>
     <w:rPr>
       <w:sz w:val="40"/>
       <w:szCs w:val="40"/>
     </w:rPr>
   </w:style>
-  <w:style w:type="paragraph" w:styleId="Heading2">
+  <w:style w:type="paragraph" w:styleId="Ttulo2">
     <w:name w:val="heading 2"/>
     <w:basedOn w:val="Normal"/>
     <w:next w:val="Normal"/>
+    <w:uiPriority w:val="9"/>
+    <w:semiHidden/>
+    <w:unhideWhenUsed/>
+    <w:qFormat/>
     <w:pPr>
-      <w:keepNext w:val="1"/>
-      <w:keepLines w:val="1"/>
-      <w:pageBreakBefore w:val="0"/>
-      <w:spacing w:after="120" w:before="360" w:lineRule="auto"/>
+      <w:keepNext/>
+      <w:keepLines/>
+      <w:spacing w:before="360" w:after="120"/>
+      <w:outlineLvl w:val="1"/>
     </w:pPr>
     <w:rPr>
-      <w:b w:val="0"/>
       <w:sz w:val="32"/>
       <w:szCs w:val="32"/>
     </w:rPr>
   </w:style>
-  <w:style w:type="paragraph" w:styleId="Heading3">
+  <w:style w:type="paragraph" w:styleId="Ttulo3">
     <w:name w:val="heading 3"/>
     <w:basedOn w:val="Normal"/>
     <w:next w:val="Normal"/>
+    <w:uiPriority w:val="9"/>
+    <w:semiHidden/>
+    <w:unhideWhenUsed/>
+    <w:qFormat/>
     <w:pPr>
-      <w:keepNext w:val="1"/>
-      <w:keepLines w:val="1"/>
-      <w:pageBreakBefore w:val="0"/>
-      <w:spacing w:after="80" w:before="320" w:lineRule="auto"/>
+      <w:keepNext/>
+      <w:keepLines/>
+      <w:spacing w:before="320" w:after="80"/>
+      <w:outlineLvl w:val="2"/>
     </w:pPr>
     <w:rPr>
-      <w:b w:val="0"/>
       <w:color w:val="434343"/>
       <w:sz w:val="28"/>
       <w:szCs w:val="28"/>
     </w:rPr>
   </w:style>
-  <w:style w:type="paragraph" w:styleId="Heading4">
+  <w:style w:type="paragraph" w:styleId="Ttulo4">
     <w:name w:val="heading 4"/>
     <w:basedOn w:val="Normal"/>
     <w:next w:val="Normal"/>
+    <w:uiPriority w:val="9"/>
+    <w:semiHidden/>
+    <w:unhideWhenUsed/>
+    <w:qFormat/>
     <w:pPr>
-      <w:keepNext w:val="1"/>
-      <w:keepLines w:val="1"/>
-      <w:pageBreakBefore w:val="0"/>
-      <w:spacing w:after="80" w:before="280" w:lineRule="auto"/>
+      <w:keepNext/>
+      <w:keepLines/>
+      <w:spacing w:before="280" w:after="80"/>
+      <w:outlineLvl w:val="3"/>
     </w:pPr>
     <w:rPr>
       <w:color w:val="666666"/>
@@ -1445,70 +1753,180 @@
       <w:szCs w:val="24"/>
     </w:rPr>
   </w:style>
-  <w:style w:type="paragraph" w:styleId="Heading5">
+  <w:style w:type="paragraph" w:styleId="Ttulo5">
     <w:name w:val="heading 5"/>
     <w:basedOn w:val="Normal"/>
     <w:next w:val="Normal"/>
+    <w:uiPriority w:val="9"/>
+    <w:semiHidden/>
+    <w:unhideWhenUsed/>
+    <w:qFormat/>
     <w:pPr>
-      <w:keepNext w:val="1"/>
-      <w:keepLines w:val="1"/>
-      <w:pageBreakBefore w:val="0"/>
-      <w:spacing w:after="80" w:before="240" w:lineRule="auto"/>
+      <w:keepNext/>
+      <w:keepLines/>
+      <w:spacing w:before="240" w:after="80"/>
+      <w:outlineLvl w:val="4"/>
     </w:pPr>
     <w:rPr>
       <w:color w:val="666666"/>
-      <w:sz w:val="22"/>
-      <w:szCs w:val="22"/>
     </w:rPr>
   </w:style>
-  <w:style w:type="paragraph" w:styleId="Heading6">
+  <w:style w:type="paragraph" w:styleId="Ttulo6">
     <w:name w:val="heading 6"/>
     <w:basedOn w:val="Normal"/>
     <w:next w:val="Normal"/>
+    <w:uiPriority w:val="9"/>
+    <w:semiHidden/>
+    <w:unhideWhenUsed/>
+    <w:qFormat/>
     <w:pPr>
-      <w:keepNext w:val="1"/>
-      <w:keepLines w:val="1"/>
-      <w:pageBreakBefore w:val="0"/>
-      <w:spacing w:after="80" w:before="240" w:lineRule="auto"/>
+      <w:keepNext/>
+      <w:keepLines/>
+      <w:spacing w:before="240" w:after="80"/>
+      <w:outlineLvl w:val="5"/>
     </w:pPr>
     <w:rPr>
-      <w:i w:val="1"/>
+      <w:i/>
       <w:color w:val="666666"/>
-      <w:sz w:val="22"/>
-      <w:szCs w:val="22"/>
     </w:rPr>
   </w:style>
-  <w:style w:type="paragraph" w:styleId="Title">
+  <w:style w:type="character" w:default="1" w:styleId="Fuentedeprrafopredeter">
+    <w:name w:val="Default Paragraph Font"/>
+    <w:uiPriority w:val="1"/>
+    <w:semiHidden/>
+    <w:unhideWhenUsed/>
+  </w:style>
+  <w:style w:type="table" w:default="1" w:styleId="Tablanormal">
+    <w:name w:val="Normal Table"/>
+    <w:uiPriority w:val="99"/>
+    <w:semiHidden/>
+    <w:unhideWhenUsed/>
+    <w:tblPr>
+      <w:tblInd w:w="0" w:type="dxa"/>
+      <w:tblCellMar>
+        <w:top w:w="0" w:type="dxa"/>
+        <w:left w:w="108" w:type="dxa"/>
+        <w:bottom w:w="0" w:type="dxa"/>
+        <w:right w:w="108" w:type="dxa"/>
+      </w:tblCellMar>
+    </w:tblPr>
+  </w:style>
+  <w:style w:type="numbering" w:default="1" w:styleId="Sinlista">
+    <w:name w:val="No List"/>
+    <w:uiPriority w:val="99"/>
+    <w:semiHidden/>
+    <w:unhideWhenUsed/>
+  </w:style>
+  <w:style w:type="table" w:customStyle="1" w:styleId="TableNormal">
+    <w:name w:val="Table Normal"/>
+    <w:tblPr>
+      <w:tblCellMar>
+        <w:top w:w="0" w:type="dxa"/>
+        <w:left w:w="0" w:type="dxa"/>
+        <w:bottom w:w="0" w:type="dxa"/>
+        <w:right w:w="0" w:type="dxa"/>
+      </w:tblCellMar>
+    </w:tblPr>
+  </w:style>
+  <w:style w:type="paragraph" w:styleId="Ttulo">
     <w:name w:val="Title"/>
     <w:basedOn w:val="Normal"/>
     <w:next w:val="Normal"/>
+    <w:uiPriority w:val="10"/>
+    <w:qFormat/>
     <w:pPr>
-      <w:keepNext w:val="1"/>
-      <w:keepLines w:val="1"/>
-      <w:pageBreakBefore w:val="0"/>
-      <w:spacing w:after="60" w:before="0" w:lineRule="auto"/>
+      <w:keepNext/>
+      <w:keepLines/>
+      <w:spacing w:after="60"/>
     </w:pPr>
     <w:rPr>
       <w:sz w:val="52"/>
       <w:szCs w:val="52"/>
     </w:rPr>
   </w:style>
-  <w:style w:type="paragraph" w:styleId="Subtitle">
+  <w:style w:type="paragraph" w:styleId="Subttulo">
     <w:name w:val="Subtitle"/>
     <w:basedOn w:val="Normal"/>
     <w:next w:val="Normal"/>
+    <w:uiPriority w:val="11"/>
+    <w:qFormat/>
     <w:pPr>
-      <w:keepNext w:val="1"/>
-      <w:keepLines w:val="1"/>
-      <w:pageBreakBefore w:val="0"/>
-      <w:spacing w:after="320" w:before="0" w:lineRule="auto"/>
+      <w:keepNext/>
+      <w:keepLines/>
+      <w:spacing w:after="320"/>
     </w:pPr>
     <w:rPr>
-      <w:rFonts w:ascii="Arial" w:cs="Arial" w:eastAsia="Arial" w:hAnsi="Arial"/>
-      <w:i w:val="0"/>
       <w:color w:val="666666"/>
       <w:sz w:val="30"/>
       <w:szCs w:val="30"/>
+    </w:rPr>
+  </w:style>
+  <w:style w:type="character" w:styleId="Refdecomentario">
+    <w:name w:val="annotation reference"/>
+    <w:basedOn w:val="Fuentedeprrafopredeter"/>
+    <w:uiPriority w:val="99"/>
+    <w:semiHidden/>
+    <w:unhideWhenUsed/>
+    <w:rsid w:val="002D4DAE"/>
+    <w:rPr>
+      <w:sz w:val="16"/>
+      <w:szCs w:val="16"/>
+    </w:rPr>
+  </w:style>
+  <w:style w:type="paragraph" w:styleId="Textocomentario">
+    <w:name w:val="annotation text"/>
+    <w:basedOn w:val="Normal"/>
+    <w:link w:val="TextocomentarioCar"/>
+    <w:uiPriority w:val="99"/>
+    <w:semiHidden/>
+    <w:unhideWhenUsed/>
+    <w:rsid w:val="002D4DAE"/>
+    <w:pPr>
+      <w:spacing w:line="240" w:lineRule="auto"/>
+    </w:pPr>
+    <w:rPr>
+      <w:sz w:val="20"/>
+      <w:szCs w:val="20"/>
+    </w:rPr>
+  </w:style>
+  <w:style w:type="character" w:customStyle="1" w:styleId="TextocomentarioCar">
+    <w:name w:val="Texto comentario Car"/>
+    <w:basedOn w:val="Fuentedeprrafopredeter"/>
+    <w:link w:val="Textocomentario"/>
+    <w:uiPriority w:val="99"/>
+    <w:semiHidden/>
+    <w:rsid w:val="002D4DAE"/>
+    <w:rPr>
+      <w:sz w:val="20"/>
+      <w:szCs w:val="20"/>
+    </w:rPr>
+  </w:style>
+  <w:style w:type="paragraph" w:styleId="Asuntodelcomentario">
+    <w:name w:val="annotation subject"/>
+    <w:basedOn w:val="Textocomentario"/>
+    <w:next w:val="Textocomentario"/>
+    <w:link w:val="AsuntodelcomentarioCar"/>
+    <w:uiPriority w:val="99"/>
+    <w:semiHidden/>
+    <w:unhideWhenUsed/>
+    <w:rsid w:val="002D4DAE"/>
+    <w:rPr>
+      <w:b/>
+      <w:bCs/>
+    </w:rPr>
+  </w:style>
+  <w:style w:type="character" w:customStyle="1" w:styleId="AsuntodelcomentarioCar">
+    <w:name w:val="Asunto del comentario Car"/>
+    <w:basedOn w:val="TextocomentarioCar"/>
+    <w:link w:val="Asuntodelcomentario"/>
+    <w:uiPriority w:val="99"/>
+    <w:semiHidden/>
+    <w:rsid w:val="002D4DAE"/>
+    <w:rPr>
+      <w:b/>
+      <w:bCs/>
+      <w:sz w:val="20"/>
+      <w:szCs w:val="20"/>
     </w:rPr>
   </w:style>
 </w:styles>
@@ -1832,4 +2250,16 @@
   </a:objectDefaults>
   <a:extraClrSchemeLst/>
 </a:theme>
+</file>
+
+<file path=customXml/item1.xml><?xml version="1.0" encoding="utf-8"?>
+<b:Sources xmlns:b="http://schemas.openxmlformats.org/officeDocument/2006/bibliography" xmlns="http://schemas.openxmlformats.org/officeDocument/2006/bibliography" SelectedStyle="\APASixthEditionOfficeOnline.xsl" StyleName="APA" Version="6"/>
+</file>
+
+<file path=customXml/itemProps1.xml><?xml version="1.0" encoding="utf-8"?>
+<ds:datastoreItem xmlns:ds="http://schemas.openxmlformats.org/officeDocument/2006/customXml" ds:itemID="{0393D1AE-ADD4-4DC3-ABBC-BA49E5843113}">
+  <ds:schemaRefs>
+    <ds:schemaRef ds:uri="http://schemas.openxmlformats.org/officeDocument/2006/bibliography"/>
+  </ds:schemaRefs>
+</ds:datastoreItem>
 </file>
--- a/evaluaciones/trabajos/0-Avance 1 - Canala, Castro, Durán.docx
+++ b/evaluaciones/trabajos/0-Avance 1 - Canala, Castro, Durán.docx
@@ -500,6 +500,1481 @@
         <w:commentReference w:id="1"/>
       </w:r>
     </w:p>
+    <w:p/>
+    <w:p>
+      <w:pPr>
+        <w:spacing w:before="240" w:after="240"/>
+        <w:rPr>
+          <w:color w:val="FF0000"/>
+        </w:rPr>
+      </w:pPr>
+      <w:commentRangeStart w:id="2"/>
+      <w:r>
+        <w:rPr>
+          <w:b/>
+        </w:rPr>
+        <w:t>III. Cuestionario final</w:t>
+      </w:r>
+      <w:commentRangeEnd w:id="2"/>
+      <w:r>
+        <w:rPr>
+          <w:rStyle w:val="Refdecomentario"/>
+        </w:rPr>
+        <w:commentReference w:id="2"/>
+      </w:r>
+    </w:p>
+    <w:p>
+      <w:r>
+        <w:t xml:space="preserve">SD_01. ¿Qué edad tiene? (pregunta de hecho, abierta, </w:t>
+      </w:r>
+      <w:proofErr w:type="spellStart"/>
+      <w:r>
+        <w:t>intervalar</w:t>
+      </w:r>
+      <w:proofErr w:type="spellEnd"/>
+      <w:r>
+        <w:t>)</w:t>
+      </w:r>
+    </w:p>
+    <w:p/>
+    <w:p>
+      <w:r>
+        <w:t xml:space="preserve">SD_02. Se entiende por identidad de género la vivencia interna y personal del género, tal como cada persona lo experimenta profundamente. Esta puede coincidir o no con el sexo asignado al momento del nacimiento. Así, las personas cisgénero se identifican con la identidad de género que se les asignó al nacer y no buscan transitar de género. Por otro lado, las personas transgénero no se identifican con la identidad de género que se les asignó al nacer y, por lo tanto, transitan de género para expresar aquel que realmente les identifica. </w:t>
+      </w:r>
+      <w:r>
+        <w:rPr>
+          <w:b/>
+        </w:rPr>
+        <w:t xml:space="preserve">Según estas definiciones, ¿Cuál es su identidad de género? </w:t>
+      </w:r>
+      <w:r>
+        <w:t>(pregunta de hecho, cerrada simple, nominal múltiple)</w:t>
+      </w:r>
+    </w:p>
+    <w:p>
+      <w:pPr>
+        <w:rPr>
+          <w:b/>
+        </w:rPr>
+      </w:pPr>
+    </w:p>
+    <w:p>
+      <w:r>
+        <w:t>Hombre cisgénero</w:t>
+      </w:r>
+    </w:p>
+    <w:p>
+      <w:r>
+        <w:t>Mujer cisgénero</w:t>
+      </w:r>
+    </w:p>
+    <w:p>
+      <w:r>
+        <w:lastRenderedPageBreak/>
+        <w:t>Hombre trans/transmasculino</w:t>
+      </w:r>
+    </w:p>
+    <w:p>
+      <w:r>
+        <w:t>Mujer trans/transfemenina</w:t>
+      </w:r>
+    </w:p>
+    <w:p>
+      <w:r>
+        <w:t>No binarie</w:t>
+      </w:r>
+    </w:p>
+    <w:p>
+      <w:r>
+        <w:t>Género fluido</w:t>
+      </w:r>
+    </w:p>
+    <w:p>
+      <w:r>
+        <w:t>Otro</w:t>
+      </w:r>
+    </w:p>
+    <w:p>
+      <w:pPr>
+        <w:rPr>
+          <w:b/>
+        </w:rPr>
+      </w:pPr>
+    </w:p>
+    <w:p>
+      <w:r>
+        <w:t>SD_03. ¿En qué año ingresó a la carrera? (pregunta de hecho, cerrada simple, nominal múltiple)</w:t>
+      </w:r>
+    </w:p>
+    <w:p/>
+    <w:p>
+      <w:r>
+        <w:t>2018</w:t>
+      </w:r>
+    </w:p>
+    <w:p>
+      <w:r>
+        <w:t>2019</w:t>
+      </w:r>
+    </w:p>
+    <w:p>
+      <w:r>
+        <w:t>2020</w:t>
+      </w:r>
+    </w:p>
+    <w:p>
+      <w:r>
+        <w:t>2021</w:t>
+      </w:r>
+    </w:p>
+    <w:p>
+      <w:r>
+        <w:t>2022</w:t>
+      </w:r>
+    </w:p>
+    <w:p>
+      <w:r>
+        <w:t>2023</w:t>
+      </w:r>
+    </w:p>
+    <w:p>
+      <w:r>
+        <w:t>2024</w:t>
+      </w:r>
+    </w:p>
+    <w:p>
+      <w:r>
+        <w:t>2025</w:t>
+      </w:r>
+    </w:p>
+    <w:p>
+      <w:r>
+        <w:t>Otro</w:t>
+      </w:r>
+    </w:p>
+    <w:p/>
+    <w:p>
+      <w:commentRangeStart w:id="3"/>
+      <w:r>
+        <w:t>SD_04. ¿En qué comuna reside actualmente? (pregunta de hecho, cerrada simple, nominal múltiple)</w:t>
+      </w:r>
+      <w:commentRangeEnd w:id="3"/>
+      <w:r>
+        <w:rPr>
+          <w:rStyle w:val="Refdecomentario"/>
+        </w:rPr>
+        <w:commentReference w:id="3"/>
+      </w:r>
+    </w:p>
+    <w:p/>
+    <w:p>
+      <w:pPr>
+        <w:numPr>
+          <w:ilvl w:val="0"/>
+          <w:numId w:val="7"/>
+        </w:numPr>
+        <w:spacing w:before="240"/>
+        <w:rPr>
+          <w:highlight w:val="white"/>
+        </w:rPr>
+      </w:pPr>
+      <w:r>
+        <w:rPr>
+          <w:highlight w:val="white"/>
+        </w:rPr>
+        <w:t>Colina</w:t>
+      </w:r>
+    </w:p>
+    <w:p>
+      <w:pPr>
+        <w:numPr>
+          <w:ilvl w:val="0"/>
+          <w:numId w:val="7"/>
+        </w:numPr>
+        <w:rPr>
+          <w:highlight w:val="white"/>
+        </w:rPr>
+      </w:pPr>
+      <w:r>
+        <w:rPr>
+          <w:highlight w:val="white"/>
+        </w:rPr>
+        <w:t xml:space="preserve">Lampa </w:t>
+      </w:r>
+    </w:p>
+    <w:p>
+      <w:pPr>
+        <w:numPr>
+          <w:ilvl w:val="0"/>
+          <w:numId w:val="7"/>
+        </w:numPr>
+      </w:pPr>
+      <w:proofErr w:type="spellStart"/>
+      <w:r>
+        <w:rPr>
+          <w:highlight w:val="white"/>
+        </w:rPr>
+        <w:t>Til</w:t>
+      </w:r>
+      <w:proofErr w:type="spellEnd"/>
+      <w:r>
+        <w:rPr>
+          <w:highlight w:val="white"/>
+        </w:rPr>
+        <w:t xml:space="preserve"> </w:t>
+      </w:r>
+      <w:proofErr w:type="spellStart"/>
+      <w:r>
+        <w:rPr>
+          <w:highlight w:val="white"/>
+        </w:rPr>
+        <w:t>Til</w:t>
+      </w:r>
+      <w:proofErr w:type="spellEnd"/>
+    </w:p>
+    <w:p>
+      <w:pPr>
+        <w:numPr>
+          <w:ilvl w:val="0"/>
+          <w:numId w:val="7"/>
+        </w:numPr>
+      </w:pPr>
+      <w:r>
+        <w:rPr>
+          <w:highlight w:val="white"/>
+        </w:rPr>
+        <w:t>Pirque</w:t>
+      </w:r>
+    </w:p>
+    <w:p>
+      <w:pPr>
+        <w:numPr>
+          <w:ilvl w:val="0"/>
+          <w:numId w:val="7"/>
+        </w:numPr>
+      </w:pPr>
+      <w:r>
+        <w:rPr>
+          <w:highlight w:val="white"/>
+        </w:rPr>
+        <w:t>Puente Alto</w:t>
+      </w:r>
+    </w:p>
+    <w:p>
+      <w:pPr>
+        <w:numPr>
+          <w:ilvl w:val="0"/>
+          <w:numId w:val="7"/>
+        </w:numPr>
+      </w:pPr>
+      <w:r>
+        <w:rPr>
+          <w:highlight w:val="white"/>
+        </w:rPr>
+        <w:t>San José de Maipo</w:t>
+      </w:r>
+    </w:p>
+    <w:p>
+      <w:pPr>
+        <w:numPr>
+          <w:ilvl w:val="0"/>
+          <w:numId w:val="7"/>
+        </w:numPr>
+      </w:pPr>
+      <w:hyperlink r:id="rId10">
+        <w:r>
+          <w:rPr>
+            <w:highlight w:val="white"/>
+          </w:rPr>
+          <w:t>Buin</w:t>
+        </w:r>
+      </w:hyperlink>
+    </w:p>
+    <w:p>
+      <w:pPr>
+        <w:numPr>
+          <w:ilvl w:val="0"/>
+          <w:numId w:val="7"/>
+        </w:numPr>
+      </w:pPr>
+      <w:r>
+        <w:rPr>
+          <w:highlight w:val="white"/>
+        </w:rPr>
+        <w:t>Calera de Tango</w:t>
+      </w:r>
+    </w:p>
+    <w:p>
+      <w:pPr>
+        <w:numPr>
+          <w:ilvl w:val="0"/>
+          <w:numId w:val="7"/>
+        </w:numPr>
+      </w:pPr>
+      <w:r>
+        <w:rPr>
+          <w:highlight w:val="white"/>
+        </w:rPr>
+        <w:t>Paine</w:t>
+      </w:r>
+    </w:p>
+    <w:p>
+      <w:pPr>
+        <w:numPr>
+          <w:ilvl w:val="0"/>
+          <w:numId w:val="7"/>
+        </w:numPr>
+      </w:pPr>
+      <w:r>
+        <w:rPr>
+          <w:highlight w:val="white"/>
+        </w:rPr>
+        <w:t>San Bernardo</w:t>
+      </w:r>
+    </w:p>
+    <w:p>
+      <w:pPr>
+        <w:numPr>
+          <w:ilvl w:val="0"/>
+          <w:numId w:val="7"/>
+        </w:numPr>
+      </w:pPr>
+      <w:r>
+        <w:rPr>
+          <w:highlight w:val="white"/>
+        </w:rPr>
+        <w:t>Alhué</w:t>
+      </w:r>
+    </w:p>
+    <w:p>
+      <w:pPr>
+        <w:numPr>
+          <w:ilvl w:val="0"/>
+          <w:numId w:val="7"/>
+        </w:numPr>
+      </w:pPr>
+      <w:r>
+        <w:rPr>
+          <w:highlight w:val="white"/>
+        </w:rPr>
+        <w:t>Curacaví</w:t>
+      </w:r>
+    </w:p>
+    <w:p>
+      <w:pPr>
+        <w:numPr>
+          <w:ilvl w:val="0"/>
+          <w:numId w:val="7"/>
+        </w:numPr>
+      </w:pPr>
+      <w:r>
+        <w:rPr>
+          <w:highlight w:val="white"/>
+        </w:rPr>
+        <w:t>María Pinto</w:t>
+      </w:r>
+    </w:p>
+    <w:p>
+      <w:pPr>
+        <w:numPr>
+          <w:ilvl w:val="0"/>
+          <w:numId w:val="7"/>
+        </w:numPr>
+      </w:pPr>
+      <w:r>
+        <w:rPr>
+          <w:highlight w:val="white"/>
+        </w:rPr>
+        <w:t>Melipilla</w:t>
+      </w:r>
+    </w:p>
+    <w:p>
+      <w:pPr>
+        <w:numPr>
+          <w:ilvl w:val="0"/>
+          <w:numId w:val="7"/>
+        </w:numPr>
+      </w:pPr>
+      <w:r>
+        <w:rPr>
+          <w:highlight w:val="white"/>
+        </w:rPr>
+        <w:t>San Pedro</w:t>
+      </w:r>
+    </w:p>
+    <w:p>
+      <w:pPr>
+        <w:numPr>
+          <w:ilvl w:val="0"/>
+          <w:numId w:val="7"/>
+        </w:numPr>
+      </w:pPr>
+      <w:r>
+        <w:rPr>
+          <w:highlight w:val="white"/>
+        </w:rPr>
+        <w:t>Cerrillos</w:t>
+      </w:r>
+    </w:p>
+    <w:p>
+      <w:pPr>
+        <w:numPr>
+          <w:ilvl w:val="0"/>
+          <w:numId w:val="7"/>
+        </w:numPr>
+      </w:pPr>
+      <w:r>
+        <w:rPr>
+          <w:highlight w:val="white"/>
+        </w:rPr>
+        <w:t>Cerro Navia</w:t>
+      </w:r>
+    </w:p>
+    <w:p>
+      <w:pPr>
+        <w:numPr>
+          <w:ilvl w:val="0"/>
+          <w:numId w:val="7"/>
+        </w:numPr>
+      </w:pPr>
+      <w:r>
+        <w:rPr>
+          <w:highlight w:val="white"/>
+        </w:rPr>
+        <w:t>Conchalí</w:t>
+      </w:r>
+    </w:p>
+    <w:p>
+      <w:pPr>
+        <w:numPr>
+          <w:ilvl w:val="0"/>
+          <w:numId w:val="7"/>
+        </w:numPr>
+      </w:pPr>
+      <w:r>
+        <w:rPr>
+          <w:highlight w:val="white"/>
+        </w:rPr>
+        <w:t>El Bosque</w:t>
+      </w:r>
+    </w:p>
+    <w:p>
+      <w:pPr>
+        <w:numPr>
+          <w:ilvl w:val="0"/>
+          <w:numId w:val="7"/>
+        </w:numPr>
+      </w:pPr>
+      <w:r>
+        <w:rPr>
+          <w:highlight w:val="white"/>
+        </w:rPr>
+        <w:t>Estación Central</w:t>
+      </w:r>
+    </w:p>
+    <w:p>
+      <w:pPr>
+        <w:numPr>
+          <w:ilvl w:val="0"/>
+          <w:numId w:val="7"/>
+        </w:numPr>
+      </w:pPr>
+      <w:r>
+        <w:rPr>
+          <w:highlight w:val="white"/>
+        </w:rPr>
+        <w:t>Huechuraba</w:t>
+      </w:r>
+    </w:p>
+    <w:p>
+      <w:pPr>
+        <w:numPr>
+          <w:ilvl w:val="0"/>
+          <w:numId w:val="7"/>
+        </w:numPr>
+      </w:pPr>
+      <w:r>
+        <w:rPr>
+          <w:highlight w:val="white"/>
+        </w:rPr>
+        <w:t>Independencia</w:t>
+      </w:r>
+    </w:p>
+    <w:p>
+      <w:pPr>
+        <w:numPr>
+          <w:ilvl w:val="0"/>
+          <w:numId w:val="7"/>
+        </w:numPr>
+      </w:pPr>
+      <w:r>
+        <w:rPr>
+          <w:highlight w:val="white"/>
+        </w:rPr>
+        <w:t>La Cisterna</w:t>
+      </w:r>
+    </w:p>
+    <w:p>
+      <w:pPr>
+        <w:numPr>
+          <w:ilvl w:val="0"/>
+          <w:numId w:val="7"/>
+        </w:numPr>
+      </w:pPr>
+      <w:r>
+        <w:rPr>
+          <w:highlight w:val="white"/>
+        </w:rPr>
+        <w:t>La Granja</w:t>
+      </w:r>
+    </w:p>
+    <w:p>
+      <w:pPr>
+        <w:numPr>
+          <w:ilvl w:val="0"/>
+          <w:numId w:val="7"/>
+        </w:numPr>
+      </w:pPr>
+      <w:r>
+        <w:rPr>
+          <w:highlight w:val="white"/>
+        </w:rPr>
+        <w:t>La Florida</w:t>
+      </w:r>
+    </w:p>
+    <w:p>
+      <w:pPr>
+        <w:numPr>
+          <w:ilvl w:val="0"/>
+          <w:numId w:val="7"/>
+        </w:numPr>
+      </w:pPr>
+      <w:r>
+        <w:rPr>
+          <w:highlight w:val="white"/>
+        </w:rPr>
+        <w:lastRenderedPageBreak/>
+        <w:t>La Pintana</w:t>
+      </w:r>
+    </w:p>
+    <w:p>
+      <w:pPr>
+        <w:numPr>
+          <w:ilvl w:val="0"/>
+          <w:numId w:val="7"/>
+        </w:numPr>
+      </w:pPr>
+      <w:r>
+        <w:rPr>
+          <w:highlight w:val="white"/>
+        </w:rPr>
+        <w:t>La Reina</w:t>
+      </w:r>
+    </w:p>
+    <w:p>
+      <w:pPr>
+        <w:numPr>
+          <w:ilvl w:val="0"/>
+          <w:numId w:val="7"/>
+        </w:numPr>
+      </w:pPr>
+      <w:r>
+        <w:rPr>
+          <w:highlight w:val="white"/>
+        </w:rPr>
+        <w:t>Las Condes</w:t>
+      </w:r>
+    </w:p>
+    <w:p>
+      <w:pPr>
+        <w:numPr>
+          <w:ilvl w:val="0"/>
+          <w:numId w:val="7"/>
+        </w:numPr>
+      </w:pPr>
+      <w:r>
+        <w:rPr>
+          <w:highlight w:val="white"/>
+        </w:rPr>
+        <w:t>Lo Barnechea</w:t>
+      </w:r>
+    </w:p>
+    <w:p>
+      <w:pPr>
+        <w:numPr>
+          <w:ilvl w:val="0"/>
+          <w:numId w:val="7"/>
+        </w:numPr>
+      </w:pPr>
+      <w:r>
+        <w:rPr>
+          <w:highlight w:val="white"/>
+        </w:rPr>
+        <w:t>Lo Espejo</w:t>
+      </w:r>
+    </w:p>
+    <w:p>
+      <w:pPr>
+        <w:numPr>
+          <w:ilvl w:val="0"/>
+          <w:numId w:val="7"/>
+        </w:numPr>
+      </w:pPr>
+      <w:r>
+        <w:rPr>
+          <w:highlight w:val="white"/>
+        </w:rPr>
+        <w:t>Lo Prado</w:t>
+      </w:r>
+    </w:p>
+    <w:p>
+      <w:pPr>
+        <w:numPr>
+          <w:ilvl w:val="0"/>
+          <w:numId w:val="7"/>
+        </w:numPr>
+      </w:pPr>
+      <w:r>
+        <w:rPr>
+          <w:highlight w:val="white"/>
+        </w:rPr>
+        <w:t>Macul</w:t>
+      </w:r>
+    </w:p>
+    <w:p>
+      <w:pPr>
+        <w:numPr>
+          <w:ilvl w:val="0"/>
+          <w:numId w:val="7"/>
+        </w:numPr>
+      </w:pPr>
+      <w:r>
+        <w:rPr>
+          <w:highlight w:val="white"/>
+        </w:rPr>
+        <w:t>Maipú</w:t>
+      </w:r>
+    </w:p>
+    <w:p>
+      <w:pPr>
+        <w:numPr>
+          <w:ilvl w:val="0"/>
+          <w:numId w:val="7"/>
+        </w:numPr>
+      </w:pPr>
+      <w:r>
+        <w:rPr>
+          <w:highlight w:val="white"/>
+        </w:rPr>
+        <w:t>Ñuñoa</w:t>
+      </w:r>
+    </w:p>
+    <w:p>
+      <w:pPr>
+        <w:numPr>
+          <w:ilvl w:val="0"/>
+          <w:numId w:val="7"/>
+        </w:numPr>
+      </w:pPr>
+      <w:r>
+        <w:rPr>
+          <w:highlight w:val="white"/>
+        </w:rPr>
+        <w:t>Pedro Aguirre Cerda</w:t>
+      </w:r>
+    </w:p>
+    <w:p>
+      <w:pPr>
+        <w:numPr>
+          <w:ilvl w:val="0"/>
+          <w:numId w:val="7"/>
+        </w:numPr>
+      </w:pPr>
+      <w:r>
+        <w:rPr>
+          <w:highlight w:val="white"/>
+        </w:rPr>
+        <w:t>Peñalolén</w:t>
+      </w:r>
+    </w:p>
+    <w:p>
+      <w:pPr>
+        <w:numPr>
+          <w:ilvl w:val="0"/>
+          <w:numId w:val="7"/>
+        </w:numPr>
+      </w:pPr>
+      <w:r>
+        <w:rPr>
+          <w:highlight w:val="white"/>
+        </w:rPr>
+        <w:t>Providencia</w:t>
+      </w:r>
+    </w:p>
+    <w:p>
+      <w:pPr>
+        <w:numPr>
+          <w:ilvl w:val="0"/>
+          <w:numId w:val="7"/>
+        </w:numPr>
+      </w:pPr>
+      <w:r>
+        <w:rPr>
+          <w:highlight w:val="white"/>
+        </w:rPr>
+        <w:t>Pudahuel</w:t>
+      </w:r>
+    </w:p>
+    <w:p>
+      <w:pPr>
+        <w:numPr>
+          <w:ilvl w:val="0"/>
+          <w:numId w:val="7"/>
+        </w:numPr>
+      </w:pPr>
+      <w:r>
+        <w:rPr>
+          <w:highlight w:val="white"/>
+        </w:rPr>
+        <w:t>Quilicura</w:t>
+      </w:r>
+    </w:p>
+    <w:p>
+      <w:pPr>
+        <w:numPr>
+          <w:ilvl w:val="0"/>
+          <w:numId w:val="7"/>
+        </w:numPr>
+      </w:pPr>
+      <w:r>
+        <w:rPr>
+          <w:highlight w:val="white"/>
+        </w:rPr>
+        <w:t>Quinta Normal</w:t>
+      </w:r>
+    </w:p>
+    <w:p>
+      <w:pPr>
+        <w:numPr>
+          <w:ilvl w:val="0"/>
+          <w:numId w:val="7"/>
+        </w:numPr>
+      </w:pPr>
+      <w:r>
+        <w:rPr>
+          <w:highlight w:val="white"/>
+        </w:rPr>
+        <w:t>Recoleta</w:t>
+      </w:r>
+    </w:p>
+    <w:p>
+      <w:pPr>
+        <w:numPr>
+          <w:ilvl w:val="0"/>
+          <w:numId w:val="7"/>
+        </w:numPr>
+      </w:pPr>
+      <w:r>
+        <w:rPr>
+          <w:highlight w:val="white"/>
+        </w:rPr>
+        <w:t>Renca</w:t>
+      </w:r>
+    </w:p>
+    <w:p>
+      <w:pPr>
+        <w:numPr>
+          <w:ilvl w:val="0"/>
+          <w:numId w:val="7"/>
+        </w:numPr>
+      </w:pPr>
+      <w:r>
+        <w:rPr>
+          <w:highlight w:val="white"/>
+        </w:rPr>
+        <w:t>San Miguel</w:t>
+      </w:r>
+    </w:p>
+    <w:p>
+      <w:pPr>
+        <w:numPr>
+          <w:ilvl w:val="0"/>
+          <w:numId w:val="7"/>
+        </w:numPr>
+      </w:pPr>
+      <w:r>
+        <w:rPr>
+          <w:highlight w:val="white"/>
+        </w:rPr>
+        <w:t>San Joaquín</w:t>
+      </w:r>
+    </w:p>
+    <w:p>
+      <w:pPr>
+        <w:numPr>
+          <w:ilvl w:val="0"/>
+          <w:numId w:val="7"/>
+        </w:numPr>
+      </w:pPr>
+      <w:r>
+        <w:rPr>
+          <w:highlight w:val="white"/>
+        </w:rPr>
+        <w:t>San Ramón</w:t>
+      </w:r>
+    </w:p>
+    <w:p>
+      <w:pPr>
+        <w:numPr>
+          <w:ilvl w:val="0"/>
+          <w:numId w:val="7"/>
+        </w:numPr>
+      </w:pPr>
+      <w:r>
+        <w:rPr>
+          <w:highlight w:val="white"/>
+        </w:rPr>
+        <w:t>Santiago</w:t>
+      </w:r>
+    </w:p>
+    <w:p>
+      <w:pPr>
+        <w:numPr>
+          <w:ilvl w:val="0"/>
+          <w:numId w:val="7"/>
+        </w:numPr>
+      </w:pPr>
+      <w:r>
+        <w:rPr>
+          <w:highlight w:val="white"/>
+        </w:rPr>
+        <w:t>Vitacura</w:t>
+      </w:r>
+    </w:p>
+    <w:p>
+      <w:pPr>
+        <w:numPr>
+          <w:ilvl w:val="0"/>
+          <w:numId w:val="7"/>
+        </w:numPr>
+      </w:pPr>
+      <w:r>
+        <w:rPr>
+          <w:highlight w:val="white"/>
+        </w:rPr>
+        <w:t>El Monte</w:t>
+      </w:r>
+    </w:p>
+    <w:p>
+      <w:pPr>
+        <w:numPr>
+          <w:ilvl w:val="0"/>
+          <w:numId w:val="7"/>
+        </w:numPr>
+      </w:pPr>
+      <w:r>
+        <w:rPr>
+          <w:highlight w:val="white"/>
+        </w:rPr>
+        <w:t>Isla de Maipo</w:t>
+      </w:r>
+    </w:p>
+    <w:p>
+      <w:pPr>
+        <w:numPr>
+          <w:ilvl w:val="0"/>
+          <w:numId w:val="7"/>
+        </w:numPr>
+      </w:pPr>
+      <w:r>
+        <w:rPr>
+          <w:highlight w:val="white"/>
+        </w:rPr>
+        <w:t>Padre Hurtado</w:t>
+      </w:r>
+    </w:p>
+    <w:p>
+      <w:pPr>
+        <w:numPr>
+          <w:ilvl w:val="0"/>
+          <w:numId w:val="7"/>
+        </w:numPr>
+      </w:pPr>
+      <w:r>
+        <w:rPr>
+          <w:highlight w:val="white"/>
+        </w:rPr>
+        <w:t>Peñaflor</w:t>
+      </w:r>
+    </w:p>
+    <w:p>
+      <w:pPr>
+        <w:numPr>
+          <w:ilvl w:val="0"/>
+          <w:numId w:val="7"/>
+        </w:numPr>
+      </w:pPr>
+      <w:r>
+        <w:rPr>
+          <w:highlight w:val="white"/>
+        </w:rPr>
+        <w:t>Talagante</w:t>
+      </w:r>
+    </w:p>
+    <w:p>
+      <w:pPr>
+        <w:numPr>
+          <w:ilvl w:val="0"/>
+          <w:numId w:val="7"/>
+        </w:numPr>
+        <w:spacing w:after="240"/>
+        <w:rPr>
+          <w:highlight w:val="white"/>
+        </w:rPr>
+      </w:pPr>
+      <w:r>
+        <w:rPr>
+          <w:highlight w:val="white"/>
+        </w:rPr>
+        <w:t>Otra ____</w:t>
+      </w:r>
+    </w:p>
+    <w:p/>
+    <w:p>
+      <w:commentRangeStart w:id="4"/>
+      <w:r>
+        <w:t>SD_05 Indique su nacionalidad. En caso de seleccionar otro, indique cuál. (pregunta de hecho, cerrada simple, nominal dicotómica)</w:t>
+      </w:r>
+      <w:commentRangeEnd w:id="4"/>
+      <w:r>
+        <w:rPr>
+          <w:rStyle w:val="Refdecomentario"/>
+        </w:rPr>
+        <w:commentReference w:id="4"/>
+      </w:r>
+    </w:p>
+    <w:p/>
+    <w:p>
+      <w:r>
+        <w:t>Chilena</w:t>
+      </w:r>
+    </w:p>
+    <w:p>
+      <w:r>
+        <w:t>Otro ___</w:t>
+      </w:r>
+    </w:p>
+    <w:p/>
+    <w:p>
+      <w:r>
+        <w:t>SD_06 ¿Pertenece usted a un pueblo originario? (pregunta de hecho, cerrada simple, nominal dicotómica)</w:t>
+      </w:r>
+    </w:p>
+    <w:p/>
+    <w:p>
+      <w:r>
+        <w:t>Sí</w:t>
+      </w:r>
+    </w:p>
+    <w:p>
+      <w:r>
+        <w:t>No</w:t>
+      </w:r>
+    </w:p>
+    <w:p/>
+    <w:p>
+      <w:r>
+        <w:t>SD_07. En esta pregunta se consideran los pueblos originarios reconocidos por el Estado Chileno, indique cuál es el pueblo originario al que pertenece. En caso de seleccionar otro, especifique cuál. (Agregar en una sección aparte) (pregunta de hecho, cerrada simple, nominal múltiple)</w:t>
+      </w:r>
+    </w:p>
+    <w:p/>
+    <w:p>
+      <w:pPr>
+        <w:rPr>
+          <w:color w:val="2A2F31"/>
+          <w:highlight w:val="white"/>
+        </w:rPr>
+      </w:pPr>
+      <w:proofErr w:type="spellStart"/>
+      <w:r>
+        <w:rPr>
+          <w:color w:val="2A2F31"/>
+          <w:highlight w:val="white"/>
+        </w:rPr>
+        <w:t>Aymara</w:t>
+      </w:r>
+      <w:proofErr w:type="spellEnd"/>
+    </w:p>
+    <w:p>
+      <w:pPr>
+        <w:rPr>
+          <w:color w:val="2A2F31"/>
+          <w:highlight w:val="white"/>
+        </w:rPr>
+      </w:pPr>
+      <w:r>
+        <w:rPr>
+          <w:color w:val="2A2F31"/>
+          <w:highlight w:val="white"/>
+        </w:rPr>
+        <w:lastRenderedPageBreak/>
+        <w:t>Atacameño</w:t>
+      </w:r>
+    </w:p>
+    <w:p>
+      <w:pPr>
+        <w:rPr>
+          <w:color w:val="2A2F31"/>
+          <w:highlight w:val="white"/>
+        </w:rPr>
+      </w:pPr>
+      <w:r>
+        <w:rPr>
+          <w:color w:val="2A2F31"/>
+          <w:highlight w:val="white"/>
+        </w:rPr>
+        <w:t xml:space="preserve">Quechua </w:t>
+      </w:r>
+    </w:p>
+    <w:p>
+      <w:pPr>
+        <w:rPr>
+          <w:color w:val="2A2F31"/>
+          <w:highlight w:val="white"/>
+        </w:rPr>
+      </w:pPr>
+      <w:r>
+        <w:rPr>
+          <w:color w:val="2A2F31"/>
+          <w:highlight w:val="white"/>
+        </w:rPr>
+        <w:t>Collas</w:t>
+      </w:r>
+    </w:p>
+    <w:p>
+      <w:pPr>
+        <w:rPr>
+          <w:color w:val="2A2F31"/>
+          <w:highlight w:val="white"/>
+        </w:rPr>
+      </w:pPr>
+      <w:r>
+        <w:rPr>
+          <w:color w:val="2A2F31"/>
+          <w:highlight w:val="white"/>
+        </w:rPr>
+        <w:t>Chango</w:t>
+      </w:r>
+    </w:p>
+    <w:p>
+      <w:pPr>
+        <w:rPr>
+          <w:color w:val="2A2F31"/>
+          <w:highlight w:val="white"/>
+        </w:rPr>
+      </w:pPr>
+      <w:r>
+        <w:rPr>
+          <w:color w:val="2A2F31"/>
+          <w:highlight w:val="white"/>
+        </w:rPr>
+        <w:t>Diaguita</w:t>
+      </w:r>
+    </w:p>
+    <w:p>
+      <w:pPr>
+        <w:rPr>
+          <w:color w:val="2A2F31"/>
+          <w:highlight w:val="white"/>
+        </w:rPr>
+      </w:pPr>
+      <w:r>
+        <w:rPr>
+          <w:color w:val="2A2F31"/>
+          <w:highlight w:val="white"/>
+        </w:rPr>
+        <w:t>Rapanui</w:t>
+      </w:r>
+    </w:p>
+    <w:p>
+      <w:pPr>
+        <w:rPr>
+          <w:color w:val="2A2F31"/>
+          <w:highlight w:val="white"/>
+        </w:rPr>
+      </w:pPr>
+      <w:r>
+        <w:rPr>
+          <w:color w:val="2A2F31"/>
+          <w:highlight w:val="white"/>
+        </w:rPr>
+        <w:t>Mapuche</w:t>
+      </w:r>
+    </w:p>
+    <w:p>
+      <w:pPr>
+        <w:rPr>
+          <w:color w:val="2A2F31"/>
+          <w:highlight w:val="white"/>
+        </w:rPr>
+      </w:pPr>
+      <w:r>
+        <w:rPr>
+          <w:color w:val="2A2F31"/>
+          <w:highlight w:val="white"/>
+        </w:rPr>
+        <w:t>Kawésqar</w:t>
+      </w:r>
+    </w:p>
+    <w:p>
+      <w:pPr>
+        <w:rPr>
+          <w:color w:val="2A2F31"/>
+          <w:highlight w:val="white"/>
+        </w:rPr>
+      </w:pPr>
+      <w:proofErr w:type="spellStart"/>
+      <w:r>
+        <w:rPr>
+          <w:color w:val="2A2F31"/>
+          <w:highlight w:val="white"/>
+        </w:rPr>
+        <w:t>Selk’nam</w:t>
+      </w:r>
+      <w:proofErr w:type="spellEnd"/>
+    </w:p>
+    <w:p>
+      <w:pPr>
+        <w:rPr>
+          <w:color w:val="2A2F31"/>
+          <w:highlight w:val="white"/>
+        </w:rPr>
+      </w:pPr>
+      <w:r>
+        <w:rPr>
+          <w:color w:val="2A2F31"/>
+          <w:highlight w:val="white"/>
+        </w:rPr>
+        <w:t>Yaganes</w:t>
+      </w:r>
+    </w:p>
+    <w:p>
+      <w:pPr>
+        <w:rPr>
+          <w:color w:val="2A2F31"/>
+          <w:highlight w:val="white"/>
+        </w:rPr>
+      </w:pPr>
+      <w:r>
+        <w:rPr>
+          <w:color w:val="2A2F31"/>
+          <w:highlight w:val="white"/>
+        </w:rPr>
+        <w:t>Otro __</w:t>
+      </w:r>
+    </w:p>
+    <w:p/>
+    <w:p>
+      <w:r>
+        <w:t>SD_08.  ¿Cuánto tiempo tarda, aproximadamente, en llegar desde su comuna de residencia hasta la universidad? (pregunta de hecho, cerrada simple, ordinal)</w:t>
+      </w:r>
+    </w:p>
+    <w:p/>
+    <w:p>
+      <w:r>
+        <w:t>Menos de 15 minutos</w:t>
+      </w:r>
+    </w:p>
+    <w:p>
+      <w:r>
+        <w:t>Entre 16 y 30 minutos</w:t>
+      </w:r>
+    </w:p>
+    <w:p>
+      <w:r>
+        <w:t>Entre 31 y 45 minutos</w:t>
+      </w:r>
+    </w:p>
+    <w:p>
+      <w:r>
+        <w:t>Entre 46 minutos y 1 hora</w:t>
+      </w:r>
+    </w:p>
+    <w:p>
+      <w:r>
+        <w:t>Entre 1 hora y 1 hora 30 minutos</w:t>
+      </w:r>
+    </w:p>
+    <w:p>
+      <w:r>
+        <w:t>Más de 1 hora 30 minutos</w:t>
+      </w:r>
+    </w:p>
+    <w:p/>
+    <w:p>
+      <w:r>
+        <w:t>SD_09. ¿Proviene de una región distinta a la Región Metropolitana? (pregunta de hecho, cerrada simple, nominal dicotómica)</w:t>
+      </w:r>
+    </w:p>
+    <w:p/>
+    <w:p>
+      <w:r>
+        <w:t>Sí</w:t>
+      </w:r>
+    </w:p>
+    <w:p>
+      <w:r>
+        <w:t>No</w:t>
+      </w:r>
+    </w:p>
+    <w:p/>
+    <w:p>
+      <w:r>
+        <w:t>SD_10. Indique el máximo nivel educativo completado obtenido por su padre (o figura paterna). (pregunta de hecho, cerrada simple, ordinal)</w:t>
+      </w:r>
+    </w:p>
+    <w:p/>
+    <w:p>
+      <w:r>
+        <w:t>Educación básica</w:t>
+      </w:r>
+    </w:p>
+    <w:p>
+      <w:r>
+        <w:t>Educación media</w:t>
+      </w:r>
+    </w:p>
+    <w:p>
+      <w:r>
+        <w:t>Educación media técnica profesional</w:t>
+      </w:r>
+    </w:p>
+    <w:p>
+      <w:r>
+        <w:t>Técnico nivel superior</w:t>
+      </w:r>
+    </w:p>
+    <w:p>
+      <w:r>
+        <w:t>Profesional</w:t>
+      </w:r>
+    </w:p>
+    <w:p>
+      <w:r>
+        <w:t xml:space="preserve">Magíster o Maestría </w:t>
+      </w:r>
+    </w:p>
+    <w:p>
+      <w:r>
+        <w:t>Doctorado</w:t>
+      </w:r>
+    </w:p>
+    <w:p>
+      <w:commentRangeStart w:id="5"/>
+      <w:r>
+        <w:t>No cuenta con estudios formales</w:t>
+      </w:r>
+      <w:commentRangeEnd w:id="5"/>
+      <w:r>
+        <w:rPr>
+          <w:rStyle w:val="Refdecomentario"/>
+        </w:rPr>
+        <w:commentReference w:id="5"/>
+      </w:r>
+    </w:p>
+    <w:p/>
+    <w:p>
+      <w:r>
+        <w:t>SD_11. Indique el máximo nivel educativo completado obtenido por su madre (o figura materna) (pregunta de hecho, cerrada simple, ordinal)</w:t>
+      </w:r>
+    </w:p>
+    <w:p/>
+    <w:p>
+      <w:r>
+        <w:t>Educación básica</w:t>
+      </w:r>
+    </w:p>
+    <w:p>
+      <w:r>
+        <w:t>Educación media</w:t>
+      </w:r>
+    </w:p>
+    <w:p>
+      <w:r>
+        <w:t>Educación media técnica profesional</w:t>
+      </w:r>
+    </w:p>
+    <w:p>
+      <w:r>
+        <w:t>Técnico nivel superior</w:t>
+      </w:r>
+    </w:p>
+    <w:p>
+      <w:r>
+        <w:t>Profesional</w:t>
+      </w:r>
+    </w:p>
+    <w:p>
+      <w:r>
+        <w:lastRenderedPageBreak/>
+        <w:t xml:space="preserve">Magíster o Maestría </w:t>
+      </w:r>
+    </w:p>
+    <w:p>
+      <w:r>
+        <w:t>Doctorado</w:t>
+      </w:r>
+    </w:p>
+    <w:p>
+      <w:r>
+        <w:t>No cuenta con estudios formales</w:t>
+      </w:r>
+    </w:p>
+    <w:p/>
+    <w:p>
+      <w:r>
+        <w:t xml:space="preserve">SD_12.  En la sociedad, existen comúnmente distintos grupos o clases sociales. Las personas de clase alta son aquellas que cuentan con los ingresos más altos, el mayor nivel de educación y los trabajos más valorados. Las personas de clase baja, por su parte, tienen los ingresos más bajos, el menor nivel de educación y los trabajos menos valorados. Entre estas clases, existen también categorías intermedias. Según su opinión, </w:t>
+      </w:r>
+      <w:r>
+        <w:rPr>
+          <w:b/>
+        </w:rPr>
+        <w:t xml:space="preserve">¿A cuál de los siguientes grupos o clases sociales considera que pertenece? </w:t>
+      </w:r>
+      <w:r>
+        <w:t>(pregunta de hecho, cerrada simple, ordinal)</w:t>
+      </w:r>
+    </w:p>
+    <w:p>
+      <w:pPr>
+        <w:rPr>
+          <w:b/>
+        </w:rPr>
+      </w:pPr>
+    </w:p>
+    <w:p>
+      <w:r>
+        <w:t>Clase baja</w:t>
+      </w:r>
+    </w:p>
+    <w:p>
+      <w:r>
+        <w:t>Clase media - baja</w:t>
+      </w:r>
+    </w:p>
+    <w:p>
+      <w:r>
+        <w:t>Clase media</w:t>
+      </w:r>
+    </w:p>
+    <w:p>
+      <w:r>
+        <w:t>Clase media - alta</w:t>
+      </w:r>
+    </w:p>
+    <w:p>
+      <w:r>
+        <w:t>Clase alta</w:t>
+      </w:r>
+    </w:p>
+    <w:p/>
+    <w:p/>
+    <w:p>
+      <w:commentRangeStart w:id="6"/>
+      <w:r>
+        <w:t>SD_13. ¿De qué región proviene? (Se encuentra en una sección aparte, dependiendo de la respuesta en SD_09) (pregunta de hecho, cerrada simple, nominal múltiple)</w:t>
+      </w:r>
+      <w:commentRangeEnd w:id="6"/>
+      <w:r>
+        <w:rPr>
+          <w:rStyle w:val="Refdecomentario"/>
+        </w:rPr>
+        <w:commentReference w:id="6"/>
+      </w:r>
+    </w:p>
+    <w:p/>
+    <w:p>
+      <w:r>
+        <w:t>Región de Arica y Parinacota</w:t>
+      </w:r>
+    </w:p>
+    <w:p>
+      <w:r>
+        <w:t>Región de Tarapacá</w:t>
+      </w:r>
+    </w:p>
+    <w:p>
+      <w:r>
+        <w:t>Región de Antofagasta</w:t>
+      </w:r>
+    </w:p>
+    <w:p>
+      <w:r>
+        <w:t>Región de Atacama</w:t>
+      </w:r>
+    </w:p>
+    <w:p>
+      <w:r>
+        <w:t>Región de Coquimbo</w:t>
+      </w:r>
+    </w:p>
+    <w:p>
+      <w:r>
+        <w:t>Región de Valparaíso</w:t>
+      </w:r>
+    </w:p>
+    <w:p>
+      <w:r>
+        <w:t>Región de O’Higgins</w:t>
+      </w:r>
+    </w:p>
+    <w:p>
+      <w:r>
+        <w:t>Región del Maule</w:t>
+      </w:r>
+    </w:p>
+    <w:p>
+      <w:r>
+        <w:t>Región de Ñuble</w:t>
+      </w:r>
+    </w:p>
+    <w:p>
+      <w:r>
+        <w:t xml:space="preserve">Región de Bío </w:t>
+      </w:r>
+      <w:proofErr w:type="spellStart"/>
+      <w:r>
+        <w:t>Bío</w:t>
+      </w:r>
+      <w:proofErr w:type="spellEnd"/>
+    </w:p>
+    <w:p>
+      <w:r>
+        <w:t>Región de La Araucanía</w:t>
+      </w:r>
+    </w:p>
+    <w:p>
+      <w:r>
+        <w:t>Región de Los Ríos</w:t>
+      </w:r>
+    </w:p>
+    <w:p>
+      <w:r>
+        <w:t>Región de Los Lagos</w:t>
+      </w:r>
+    </w:p>
+    <w:p>
+      <w:r>
+        <w:t>Región de Aysén</w:t>
+      </w:r>
+    </w:p>
+    <w:p>
+      <w:r>
+        <w:t>Región de Magallanes</w:t>
+      </w:r>
+    </w:p>
+    <w:p/>
+    <w:p/>
     <w:p/>
     <w:sectPr>
       <w:pgSz w:w="11909" w:h="16834"/>
@@ -545,6 +2020,134 @@
       </w:r>
     </w:p>
   </w:comment>
+  <w:comment w:id="2" w:author="Sebastián Matías Muñoz Tapia" w:date="2025-04-24T06:47:00Z" w:initials="SM">
+    <w:p>
+      <w:pPr>
+        <w:pStyle w:val="Textocomentario"/>
+      </w:pPr>
+      <w:r>
+        <w:rPr>
+          <w:rStyle w:val="Refdecomentario"/>
+        </w:rPr>
+        <w:annotationRef/>
+      </w:r>
+      <w:r>
+        <w:t>90%</w:t>
+      </w:r>
+    </w:p>
+    <w:p>
+      <w:pPr>
+        <w:pStyle w:val="Textocomentario"/>
+      </w:pPr>
+      <w:r>
+        <w:t>A la hora de hacer el cuestionario final, les mandaré un link para que hagamos los filtros</w:t>
+      </w:r>
+    </w:p>
+  </w:comment>
+  <w:comment w:id="3" w:author="Sebastián Matías Muñoz Tapia" w:date="2025-04-24T06:48:00Z" w:initials="SM">
+    <w:p>
+      <w:pPr>
+        <w:pStyle w:val="Textocomentario"/>
+      </w:pPr>
+      <w:r>
+        <w:rPr>
+          <w:rStyle w:val="Refdecomentario"/>
+        </w:rPr>
+        <w:annotationRef/>
+      </w:r>
+      <w:r>
+        <w:t>Preferible orden alfabético</w:t>
+      </w:r>
+    </w:p>
+  </w:comment>
+  <w:comment w:id="4" w:author="Sebastián Matías Muñoz Tapia" w:date="2025-04-24T06:49:00Z" w:initials="SM">
+    <w:p>
+      <w:pPr>
+        <w:pStyle w:val="Textocomentario"/>
+      </w:pPr>
+      <w:r>
+        <w:rPr>
+          <w:rStyle w:val="Refdecomentario"/>
+        </w:rPr>
+        <w:annotationRef/>
+      </w:r>
+      <w:r>
+        <w:t>Puede agregar: Indique el país de origen de sus padres.</w:t>
+      </w:r>
+    </w:p>
+  </w:comment>
+  <w:comment w:id="5" w:author="Sebastián Matías Muñoz Tapia" w:date="2025-04-24T06:49:00Z" w:initials="SM">
+    <w:p>
+      <w:pPr>
+        <w:pStyle w:val="Textocomentario"/>
+      </w:pPr>
+      <w:r>
+        <w:rPr>
+          <w:rStyle w:val="Refdecomentario"/>
+        </w:rPr>
+        <w:annotationRef/>
+      </w:r>
+      <w:r>
+        <w:t>Esta podría ir al inicio</w:t>
+      </w:r>
+    </w:p>
+  </w:comment>
+  <w:comment w:id="6" w:author="Sebastián Matías Muñoz Tapia" w:date="2025-04-24T06:50:00Z" w:initials="SM">
+    <w:p>
+      <w:pPr>
+        <w:pStyle w:val="Textocomentario"/>
+      </w:pPr>
+      <w:r>
+        <w:rPr>
+          <w:rStyle w:val="Refdecomentario"/>
+        </w:rPr>
+        <w:annotationRef/>
+      </w:r>
+      <w:r>
+        <w:t xml:space="preserve">Esta podría ir </w:t>
+      </w:r>
+      <w:proofErr w:type="spellStart"/>
+      <w:r>
+        <w:t>despues</w:t>
+      </w:r>
+      <w:proofErr w:type="spellEnd"/>
+      <w:r>
+        <w:t xml:space="preserve"> de donde reside. Y </w:t>
+      </w:r>
+      <w:proofErr w:type="spellStart"/>
+      <w:r>
+        <w:t>específicarse</w:t>
+      </w:r>
+      <w:proofErr w:type="spellEnd"/>
+      <w:r>
+        <w:t xml:space="preserve">. </w:t>
+      </w:r>
+    </w:p>
+    <w:p>
+      <w:pPr>
+        <w:pStyle w:val="Textocomentario"/>
+        <w:numPr>
+          <w:ilvl w:val="0"/>
+          <w:numId w:val="8"/>
+        </w:numPr>
+      </w:pPr>
+      <w:r>
+        <w:t xml:space="preserve"> En qué región del país usted completó la enseñanza media.</w:t>
+      </w:r>
+    </w:p>
+    <w:p>
+      <w:pPr>
+        <w:pStyle w:val="Textocomentario"/>
+        <w:numPr>
+          <w:ilvl w:val="0"/>
+          <w:numId w:val="8"/>
+        </w:numPr>
+      </w:pPr>
+      <w:r>
+        <w:t>Otra, cual ¿Por si son extranjeros?</w:t>
+      </w:r>
+    </w:p>
+  </w:comment>
 </w:comments>
 </file>
 
@@ -552,6 +2155,11 @@
 <w15:commentsEx xmlns:wpc="http://schemas.microsoft.com/office/word/2010/wordprocessingCanvas" xmlns:cx="http://schemas.microsoft.com/office/drawing/2014/chartex" xmlns:cx1="http://schemas.microsoft.com/office/drawing/2015/9/8/chartex" xmlns:cx2="http://schemas.microsoft.com/office/drawing/2015/10/21/chartex" xmlns:cx3="http://schemas.microsoft.com/office/drawing/2016/5/9/chartex" xmlns:cx4="http://schemas.microsoft.com/office/drawing/2016/5/10/chartex" xmlns:cx5="http://schemas.microsoft.com/office/drawing/2016/5/11/chartex" xmlns:cx6="http://schemas.microsoft.com/office/drawing/2016/5/12/chartex" xmlns:cx7="http://schemas.microsoft.com/office/drawing/2016/5/13/chartex" xmlns:cx8="http://schemas.microsoft.com/office/drawing/2016/5/14/chartex" xmlns:mc="http://schemas.openxmlformats.org/markup-compatibility/2006" xmlns:aink="http://schemas.microsoft.com/office/drawing/2016/ink" xmlns:am3d="http://schemas.microsoft.com/office/drawing/2017/model3d" xmlns:o="urn:schemas-microsoft-com:office:office" xmlns:oel="http://schemas.microsoft.com/office/2019/extlst" xmlns:r="http://schemas.openxmlformats.org/officeDocument/2006/relationships" xmlns:m="http://schemas.openxmlformats.org/officeDocument/2006/math" xmlns:v="urn:schemas-microsoft-com:vml" xmlns:wp14="http://schemas.microsoft.com/office/word/2010/wordprocessingDrawing" xmlns:wp="http://schemas.openxmlformats.org/drawingml/2006/wordprocessingDrawing" xmlns:w10="urn:schemas-microsoft-com:office:word" xmlns:w="http://schemas.openxmlformats.org/wordprocessingml/2006/main" xmlns:w14="http://schemas.microsoft.com/office/word/2010/wordml" xmlns:w15="http://schemas.microsoft.com/office/word/2012/wordml" xmlns:w16cex="http://schemas.microsoft.com/office/word/2018/wordml/cex" xmlns:w16cid="http://schemas.microsoft.com/office/word/2016/wordml/cid" xmlns:w16="http://schemas.microsoft.com/office/word/2018/wordml" xmlns:w16du="http://schemas.microsoft.com/office/word/2023/wordml/word16du" xmlns:w16sdtdh="http://schemas.microsoft.com/office/word/2020/wordml/sdtdatahash" xmlns:w16sdtfl="http://schemas.microsoft.com/office/word/2024/wordml/sdtformatlock" xmlns:w16se="http://schemas.microsoft.com/office/word/2015/wordml/symex" xmlns:wpg="http://schemas.microsoft.com/office/word/2010/wordprocessingGroup" xmlns:wpi="http://schemas.microsoft.com/office/word/2010/wordprocessingInk" xmlns:wne="http://schemas.microsoft.com/office/word/2006/wordml" xmlns:wps="http://schemas.microsoft.com/office/word/2010/wordprocessingShape" mc:Ignorable="w14 w15 w16se w16cid w16 w16cex w16sdtdh w16sdtfl w16du wp14">
   <w15:commentEx w15:paraId="62CEC835" w15:done="0"/>
   <w15:commentEx w15:paraId="43E9383D" w15:done="0"/>
+  <w15:commentEx w15:paraId="12F08028" w15:done="0"/>
+  <w15:commentEx w15:paraId="6B66D17D" w15:done="0"/>
+  <w15:commentEx w15:paraId="5D133727" w15:done="0"/>
+  <w15:commentEx w15:paraId="1647310E" w15:done="0"/>
+  <w15:commentEx w15:paraId="25866B5E" w15:done="0"/>
 </w15:commentsEx>
 </file>
 
@@ -559,6 +2167,11 @@
 <w16cex:commentsExtensible xmlns:wpc="http://schemas.microsoft.com/office/word/2010/wordprocessingCanvas" xmlns:cx="http://schemas.microsoft.com/office/drawing/2014/chartex" xmlns:cx1="http://schemas.microsoft.com/office/drawing/2015/9/8/chartex" xmlns:cx2="http://schemas.microsoft.com/office/drawing/2015/10/21/chartex" xmlns:cx3="http://schemas.microsoft.com/office/drawing/2016/5/9/chartex" xmlns:cx4="http://schemas.microsoft.com/office/drawing/2016/5/10/chartex" xmlns:cx5="http://schemas.microsoft.com/office/drawing/2016/5/11/chartex" xmlns:cx6="http://schemas.microsoft.com/office/drawing/2016/5/12/chartex" xmlns:cx7="http://schemas.microsoft.com/office/drawing/2016/5/13/chartex" xmlns:cx8="http://schemas.microsoft.com/office/drawing/2016/5/14/chartex" xmlns:cr="http://schemas.microsoft.com/office/comments/2020/reactions" xmlns:mc="http://schemas.openxmlformats.org/markup-compatibility/2006" xmlns:aink="http://schemas.microsoft.com/office/drawing/2016/ink" xmlns:am3d="http://schemas.microsoft.com/office/drawing/2017/model3d" xmlns:o="urn:schemas-microsoft-com:office:office" xmlns:oel="http://schemas.microsoft.com/office/2019/extlst" xmlns:r="http://schemas.openxmlformats.org/officeDocument/2006/relationships" xmlns:m="http://schemas.openxmlformats.org/officeDocument/2006/math" xmlns:v="urn:schemas-microsoft-com:vml" xmlns:wp14="http://schemas.microsoft.com/office/word/2010/wordprocessingDrawing" xmlns:wp="http://schemas.openxmlformats.org/drawingml/2006/wordprocessingDrawing" xmlns:w10="urn:schemas-microsoft-com:office:word" xmlns:w="http://schemas.openxmlformats.org/wordprocessingml/2006/main" xmlns:w14="http://schemas.microsoft.com/office/word/2010/wordml" xmlns:w15="http://schemas.microsoft.com/office/word/2012/wordml" xmlns:w16cex="http://schemas.microsoft.com/office/word/2018/wordml/cex" xmlns:w16cid="http://schemas.microsoft.com/office/word/2016/wordml/cid" xmlns:w16="http://schemas.microsoft.com/office/word/2018/wordml" xmlns:w16du="http://schemas.microsoft.com/office/word/2023/wordml/word16du" xmlns:w16sdtdh="http://schemas.microsoft.com/office/word/2020/wordml/sdtdatahash" xmlns:w16sdtfl="http://schemas.microsoft.com/office/word/2024/wordml/sdtformatlock" xmlns:w16se="http://schemas.microsoft.com/office/word/2015/wordml/symex" xmlns:wpg="http://schemas.microsoft.com/office/word/2010/wordprocessingGroup" xmlns:wpi="http://schemas.microsoft.com/office/word/2010/wordprocessingInk" xmlns:wne="http://schemas.microsoft.com/office/word/2006/wordml" xmlns:wps="http://schemas.microsoft.com/office/word/2010/wordprocessingShape" mc:Ignorable="w14 w15 w16se w16cid w16 w16cex w16sdtdh w16sdtfl cr w16du wp14">
   <w16cex:commentExtensible w16cex:durableId="0CAA18C1" w16cex:dateUtc="2025-04-10T17:43:00Z"/>
   <w16cex:commentExtensible w16cex:durableId="134BCBA0" w16cex:dateUtc="2025-04-10T17:44:00Z"/>
+  <w16cex:commentExtensible w16cex:durableId="3D6D5189" w16cex:dateUtc="2025-04-24T10:47:00Z"/>
+  <w16cex:commentExtensible w16cex:durableId="1F10632E" w16cex:dateUtc="2025-04-24T10:48:00Z"/>
+  <w16cex:commentExtensible w16cex:durableId="366B93DC" w16cex:dateUtc="2025-04-24T10:49:00Z"/>
+  <w16cex:commentExtensible w16cex:durableId="082B66FE" w16cex:dateUtc="2025-04-24T10:49:00Z"/>
+  <w16cex:commentExtensible w16cex:durableId="09CB391E" w16cex:dateUtc="2025-04-24T10:50:00Z"/>
 </w16cex:commentsExtensible>
 </file>
 
@@ -566,6 +2179,11 @@
 <w16cid:commentsIds xmlns:wpc="http://schemas.microsoft.com/office/word/2010/wordprocessingCanvas" xmlns:cx="http://schemas.microsoft.com/office/drawing/2014/chartex" xmlns:cx1="http://schemas.microsoft.com/office/drawing/2015/9/8/chartex" xmlns:cx2="http://schemas.microsoft.com/office/drawing/2015/10/21/chartex" xmlns:cx3="http://schemas.microsoft.com/office/drawing/2016/5/9/chartex" xmlns:cx4="http://schemas.microsoft.com/office/drawing/2016/5/10/chartex" xmlns:cx5="http://schemas.microsoft.com/office/drawing/2016/5/11/chartex" xmlns:cx6="http://schemas.microsoft.com/office/drawing/2016/5/12/chartex" xmlns:cx7="http://schemas.microsoft.com/office/drawing/2016/5/13/chartex" xmlns:cx8="http://schemas.microsoft.com/office/drawing/2016/5/14/chartex" xmlns:mc="http://schemas.openxmlformats.org/markup-compatibility/2006" xmlns:aink="http://schemas.microsoft.com/office/drawing/2016/ink" xmlns:am3d="http://schemas.microsoft.com/office/drawing/2017/model3d" xmlns:o="urn:schemas-microsoft-com:office:office" xmlns:oel="http://schemas.microsoft.com/office/2019/extlst" xmlns:r="http://schemas.openxmlformats.org/officeDocument/2006/relationships" xmlns:m="http://schemas.openxmlformats.org/officeDocument/2006/math" xmlns:v="urn:schemas-microsoft-com:vml" xmlns:wp14="http://schemas.microsoft.com/office/word/2010/wordprocessingDrawing" xmlns:wp="http://schemas.openxmlformats.org/drawingml/2006/wordprocessingDrawing" xmlns:w10="urn:schemas-microsoft-com:office:word" xmlns:w="http://schemas.openxmlformats.org/wordprocessingml/2006/main" xmlns:w14="http://schemas.microsoft.com/office/word/2010/wordml" xmlns:w15="http://schemas.microsoft.com/office/word/2012/wordml" xmlns:w16cex="http://schemas.microsoft.com/office/word/2018/wordml/cex" xmlns:w16cid="http://schemas.microsoft.com/office/word/2016/wordml/cid" xmlns:w16="http://schemas.microsoft.com/office/word/2018/wordml" xmlns:w16du="http://schemas.microsoft.com/office/word/2023/wordml/word16du" xmlns:w16sdtdh="http://schemas.microsoft.com/office/word/2020/wordml/sdtdatahash" xmlns:w16sdtfl="http://schemas.microsoft.com/office/word/2024/wordml/sdtformatlock" xmlns:w16se="http://schemas.microsoft.com/office/word/2015/wordml/symex" xmlns:wpg="http://schemas.microsoft.com/office/word/2010/wordprocessingGroup" xmlns:wpi="http://schemas.microsoft.com/office/word/2010/wordprocessingInk" xmlns:wne="http://schemas.microsoft.com/office/word/2006/wordml" xmlns:wps="http://schemas.microsoft.com/office/word/2010/wordprocessingShape" mc:Ignorable="w14 w15 w16se w16cid w16 w16cex w16sdtdh w16sdtfl w16du wp14">
   <w16cid:commentId w16cid:paraId="62CEC835" w16cid:durableId="0CAA18C1"/>
   <w16cid:commentId w16cid:paraId="43E9383D" w16cid:durableId="134BCBA0"/>
+  <w16cid:commentId w16cid:paraId="12F08028" w16cid:durableId="3D6D5189"/>
+  <w16cid:commentId w16cid:paraId="6B66D17D" w16cid:durableId="1F10632E"/>
+  <w16cid:commentId w16cid:paraId="5D133727" w16cid:durableId="366B93DC"/>
+  <w16cid:commentId w16cid:paraId="1647310E" w16cid:durableId="082B66FE"/>
+  <w16cid:commentId w16cid:paraId="25866B5E" w16cid:durableId="09CB391E"/>
 </w16cid:commentsIds>
 </file>
 
@@ -911,6 +2529,119 @@
     </w:lvl>
   </w:abstractNum>
   <w:abstractNum w:abstractNumId="3" w15:restartNumberingAfterBreak="0">
+    <w:nsid w:val="37C77C9E"/>
+    <w:multiLevelType w:val="multilevel"/>
+    <w:tmpl w:val="039E2344"/>
+    <w:lvl w:ilvl="0">
+      <w:start w:val="1"/>
+      <w:numFmt w:val="decimal"/>
+      <w:lvlText w:val="%1."/>
+      <w:lvlJc w:val="right"/>
+      <w:pPr>
+        <w:ind w:left="720" w:hanging="360"/>
+      </w:pPr>
+      <w:rPr>
+        <w:u w:val="none"/>
+      </w:rPr>
+    </w:lvl>
+    <w:lvl w:ilvl="1">
+      <w:start w:val="1"/>
+      <w:numFmt w:val="decimal"/>
+      <w:lvlText w:val="%1.%2."/>
+      <w:lvlJc w:val="right"/>
+      <w:pPr>
+        <w:ind w:left="1440" w:hanging="360"/>
+      </w:pPr>
+      <w:rPr>
+        <w:u w:val="none"/>
+      </w:rPr>
+    </w:lvl>
+    <w:lvl w:ilvl="2">
+      <w:start w:val="1"/>
+      <w:numFmt w:val="decimal"/>
+      <w:lvlText w:val="%1.%2.%3."/>
+      <w:lvlJc w:val="right"/>
+      <w:pPr>
+        <w:ind w:left="2160" w:hanging="360"/>
+      </w:pPr>
+      <w:rPr>
+        <w:u w:val="none"/>
+      </w:rPr>
+    </w:lvl>
+    <w:lvl w:ilvl="3">
+      <w:start w:val="1"/>
+      <w:numFmt w:val="decimal"/>
+      <w:lvlText w:val="%1.%2.%3.%4."/>
+      <w:lvlJc w:val="right"/>
+      <w:pPr>
+        <w:ind w:left="2880" w:hanging="360"/>
+      </w:pPr>
+      <w:rPr>
+        <w:u w:val="none"/>
+      </w:rPr>
+    </w:lvl>
+    <w:lvl w:ilvl="4">
+      <w:start w:val="1"/>
+      <w:numFmt w:val="decimal"/>
+      <w:lvlText w:val="%1.%2.%3.%4.%5."/>
+      <w:lvlJc w:val="right"/>
+      <w:pPr>
+        <w:ind w:left="3600" w:hanging="360"/>
+      </w:pPr>
+      <w:rPr>
+        <w:u w:val="none"/>
+      </w:rPr>
+    </w:lvl>
+    <w:lvl w:ilvl="5">
+      <w:start w:val="1"/>
+      <w:numFmt w:val="decimal"/>
+      <w:lvlText w:val="%1.%2.%3.%4.%5.%6."/>
+      <w:lvlJc w:val="right"/>
+      <w:pPr>
+        <w:ind w:left="4320" w:hanging="360"/>
+      </w:pPr>
+      <w:rPr>
+        <w:u w:val="none"/>
+      </w:rPr>
+    </w:lvl>
+    <w:lvl w:ilvl="6">
+      <w:start w:val="1"/>
+      <w:numFmt w:val="decimal"/>
+      <w:lvlText w:val="%1.%2.%3.%4.%5.%6.%7."/>
+      <w:lvlJc w:val="right"/>
+      <w:pPr>
+        <w:ind w:left="5040" w:hanging="360"/>
+      </w:pPr>
+      <w:rPr>
+        <w:u w:val="none"/>
+      </w:rPr>
+    </w:lvl>
+    <w:lvl w:ilvl="7">
+      <w:start w:val="1"/>
+      <w:numFmt w:val="decimal"/>
+      <w:lvlText w:val="%1.%2.%3.%4.%5.%6.%7.%8."/>
+      <w:lvlJc w:val="right"/>
+      <w:pPr>
+        <w:ind w:left="5760" w:hanging="360"/>
+      </w:pPr>
+      <w:rPr>
+        <w:u w:val="none"/>
+      </w:rPr>
+    </w:lvl>
+    <w:lvl w:ilvl="8">
+      <w:start w:val="1"/>
+      <w:numFmt w:val="decimal"/>
+      <w:lvlText w:val="%1.%2.%3.%4.%5.%6.%7.%8.%9."/>
+      <w:lvlJc w:val="right"/>
+      <w:pPr>
+        <w:ind w:left="6480" w:hanging="360"/>
+      </w:pPr>
+      <w:rPr>
+        <w:u w:val="none"/>
+      </w:rPr>
+    </w:lvl>
+  </w:abstractNum>
+  <w:abstractNum w:abstractNumId="4" w15:restartNumberingAfterBreak="0">
     <w:nsid w:val="59500B52"/>
     <w:multiLevelType w:val="multilevel"/>
     <w:tmpl w:val="D526A40A"/>
@@ -1023,7 +2754,7 @@
       </w:rPr>
     </w:lvl>
   </w:abstractNum>
-  <w:abstractNum w:abstractNumId="4" w15:restartNumberingAfterBreak="0">
+  <w:abstractNum w:abstractNumId="5" w15:restartNumberingAfterBreak="0">
     <w:nsid w:val="5D09593C"/>
     <w:multiLevelType w:val="multilevel"/>
     <w:tmpl w:val="3D1E3ABA"/>
@@ -1136,7 +2867,7 @@
       </w:rPr>
     </w:lvl>
   </w:abstractNum>
-  <w:abstractNum w:abstractNumId="5" w15:restartNumberingAfterBreak="0">
+  <w:abstractNum w:abstractNumId="6" w15:restartNumberingAfterBreak="0">
     <w:nsid w:val="64F307BC"/>
     <w:multiLevelType w:val="multilevel"/>
     <w:tmpl w:val="F0884A7E"/>
@@ -1246,6 +2977,118 @@
       </w:pPr>
       <w:rPr>
         <w:u w:val="none"/>
+      </w:rPr>
+    </w:lvl>
+  </w:abstractNum>
+  <w:abstractNum w:abstractNumId="7" w15:restartNumberingAfterBreak="0">
+    <w:nsid w:val="689574BD"/>
+    <w:multiLevelType w:val="hybridMultilevel"/>
+    <w:tmpl w:val="CF907128"/>
+    <w:lvl w:ilvl="0" w:tplc="D72C5600">
+      <w:numFmt w:val="bullet"/>
+      <w:lvlText w:val="-"/>
+      <w:lvlJc w:val="left"/>
+      <w:pPr>
+        <w:ind w:left="720" w:hanging="360"/>
+      </w:pPr>
+      <w:rPr>
+        <w:rFonts w:ascii="Arial" w:eastAsia="Arial" w:hAnsi="Arial" w:cs="Arial" w:hint="default"/>
+      </w:rPr>
+    </w:lvl>
+    <w:lvl w:ilvl="1" w:tplc="0C0A0003" w:tentative="1">
+      <w:start w:val="1"/>
+      <w:numFmt w:val="bullet"/>
+      <w:lvlText w:val="o"/>
+      <w:lvlJc w:val="left"/>
+      <w:pPr>
+        <w:ind w:left="1440" w:hanging="360"/>
+      </w:pPr>
+      <w:rPr>
+        <w:rFonts w:ascii="Courier New" w:hAnsi="Courier New" w:cs="Courier New" w:hint="default"/>
+      </w:rPr>
+    </w:lvl>
+    <w:lvl w:ilvl="2" w:tplc="0C0A0005" w:tentative="1">
+      <w:start w:val="1"/>
+      <w:numFmt w:val="bullet"/>
+      <w:lvlText w:val=""/>
+      <w:lvlJc w:val="left"/>
+      <w:pPr>
+        <w:ind w:left="2160" w:hanging="360"/>
+      </w:pPr>
+      <w:rPr>
+        <w:rFonts w:ascii="Wingdings" w:hAnsi="Wingdings" w:hint="default"/>
+      </w:rPr>
+    </w:lvl>
+    <w:lvl w:ilvl="3" w:tplc="0C0A0001" w:tentative="1">
+      <w:start w:val="1"/>
+      <w:numFmt w:val="bullet"/>
+      <w:lvlText w:val=""/>
+      <w:lvlJc w:val="left"/>
+      <w:pPr>
+        <w:ind w:left="2880" w:hanging="360"/>
+      </w:pPr>
+      <w:rPr>
+        <w:rFonts w:ascii="Symbol" w:hAnsi="Symbol" w:hint="default"/>
+      </w:rPr>
+    </w:lvl>
+    <w:lvl w:ilvl="4" w:tplc="0C0A0003" w:tentative="1">
+      <w:start w:val="1"/>
+      <w:numFmt w:val="bullet"/>
+      <w:lvlText w:val="o"/>
+      <w:lvlJc w:val="left"/>
+      <w:pPr>
+        <w:ind w:left="3600" w:hanging="360"/>
+      </w:pPr>
+      <w:rPr>
+        <w:rFonts w:ascii="Courier New" w:hAnsi="Courier New" w:cs="Courier New" w:hint="default"/>
+      </w:rPr>
+    </w:lvl>
+    <w:lvl w:ilvl="5" w:tplc="0C0A0005" w:tentative="1">
+      <w:start w:val="1"/>
+      <w:numFmt w:val="bullet"/>
+      <w:lvlText w:val=""/>
+      <w:lvlJc w:val="left"/>
+      <w:pPr>
+        <w:ind w:left="4320" w:hanging="360"/>
+      </w:pPr>
+      <w:rPr>
+        <w:rFonts w:ascii="Wingdings" w:hAnsi="Wingdings" w:hint="default"/>
+      </w:rPr>
+    </w:lvl>
+    <w:lvl w:ilvl="6" w:tplc="0C0A0001" w:tentative="1">
+      <w:start w:val="1"/>
+      <w:numFmt w:val="bullet"/>
+      <w:lvlText w:val=""/>
+      <w:lvlJc w:val="left"/>
+      <w:pPr>
+        <w:ind w:left="5040" w:hanging="360"/>
+      </w:pPr>
+      <w:rPr>
+        <w:rFonts w:ascii="Symbol" w:hAnsi="Symbol" w:hint="default"/>
+      </w:rPr>
+    </w:lvl>
+    <w:lvl w:ilvl="7" w:tplc="0C0A0003" w:tentative="1">
+      <w:start w:val="1"/>
+      <w:numFmt w:val="bullet"/>
+      <w:lvlText w:val="o"/>
+      <w:lvlJc w:val="left"/>
+      <w:pPr>
+        <w:ind w:left="5760" w:hanging="360"/>
+      </w:pPr>
+      <w:rPr>
+        <w:rFonts w:ascii="Courier New" w:hAnsi="Courier New" w:cs="Courier New" w:hint="default"/>
+      </w:rPr>
+    </w:lvl>
+    <w:lvl w:ilvl="8" w:tplc="0C0A0005" w:tentative="1">
+      <w:start w:val="1"/>
+      <w:numFmt w:val="bullet"/>
+      <w:lvlText w:val=""/>
+      <w:lvlJc w:val="left"/>
+      <w:pPr>
+        <w:ind w:left="6480" w:hanging="360"/>
+      </w:pPr>
+      <w:rPr>
+        <w:rFonts w:ascii="Wingdings" w:hAnsi="Wingdings" w:hint="default"/>
       </w:rPr>
     </w:lvl>
   </w:abstractNum>
@@ -1256,16 +3099,22 @@
     <w:abstractNumId w:val="1"/>
   </w:num>
   <w:num w:numId="3" w16cid:durableId="393965653">
-    <w:abstractNumId w:val="4"/>
+    <w:abstractNumId w:val="5"/>
   </w:num>
   <w:num w:numId="4" w16cid:durableId="362950324">
-    <w:abstractNumId w:val="3"/>
+    <w:abstractNumId w:val="4"/>
   </w:num>
   <w:num w:numId="5" w16cid:durableId="1902401539">
     <w:abstractNumId w:val="2"/>
   </w:num>
   <w:num w:numId="6" w16cid:durableId="444931018">
-    <w:abstractNumId w:val="5"/>
+    <w:abstractNumId w:val="6"/>
+  </w:num>
+  <w:num w:numId="7" w16cid:durableId="1923374192">
+    <w:abstractNumId w:val="3"/>
+  </w:num>
+  <w:num w:numId="8" w16cid:durableId="474873858">
+    <w:abstractNumId w:val="7"/>
   </w:num>
 </w:numbering>
 </file>
